--- a/fuentes/CFA2_63110192_DU.docx
+++ b/fuentes/CFA2_63110192_DU.docx
@@ -90,7 +90,7 @@
           </mc:Choice>
           <mc:Fallback>
             <w:pict>
-              <v:rect w14:anchorId="081AE8B1" id="Rectángulo 3" o:spid="_x0000_s1026" alt="&quot;&quot;" style="position:absolute;margin-left:-67.4pt;margin-top:31.4pt;width:622.3pt;height:204pt;z-index:-251656192;visibility:visible;mso-wrap-style:square;mso-width-percent:0;mso-height-percent:0;mso-wrap-distance-left:9pt;mso-wrap-distance-top:0;mso-wrap-distance-right:9pt;mso-wrap-distance-bottom:0;mso-position-horizontal:absolute;mso-position-horizontal-relative:text;mso-position-vertical:absolute;mso-position-vertical-relative:text;mso-width-percent:0;mso-height-percent:0;mso-width-relative:margin;mso-height-relative:margin;v-text-anchor:middle" o:gfxdata="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" fillcolor="#00314d" stroked="f" strokeweight="1pt"/>
+              <v:rect w14:anchorId="081AE8B1" id="Rectángulo 3" o:spid="_x0000_s1026" alt="&quot;&quot;" style="position:absolute;margin-left:-67.4pt;margin-top:31.4pt;width:622.3pt;height:204pt;z-index:-251656192;visibility:visible;mso-wrap-style:square;mso-width-percent:0;mso-height-percent:0;mso-wrap-distance-left:9pt;mso-wrap-distance-top:0;mso-wrap-distance-right:9pt;mso-wrap-distance-bottom:0;mso-position-horizontal:absolute;mso-position-horizontal-relative:text;mso-position-vertical:absolute;mso-position-vertical-relative:text;mso-width-percent:0;mso-height-percent:0;mso-width-relative:margin;mso-height-relative:margin;v-text-anchor:middle" o:gfxdata="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" fillcolor="#00314d" stroked="f" strokeweight="1pt"/>
             </w:pict>
           </mc:Fallback>
         </mc:AlternateContent>
@@ -252,7 +252,6 @@
                               </w:rPr>
                               <w:t xml:space="preserve"> del </w:t>
                             </w:r>
-                            <w:proofErr w:type="spellStart"/>
                             <w:r>
                               <w:rPr>
                                 <w:rStyle w:val="Extranjerismo"/>
@@ -260,7 +259,6 @@
                               </w:rPr>
                               <w:t>merchandising</w:t>
                             </w:r>
-                            <w:proofErr w:type="spellEnd"/>
                           </w:p>
                         </w:txbxContent>
                       </wps:txbx>
@@ -285,7 +283,7 @@
                 <v:stroke joinstyle="miter"/>
                 <v:path gradientshapeok="t" o:connecttype="rect"/>
               </v:shapetype>
-              <v:shape id="Cuadro de texto 2" o:spid="_x0000_s1026" type="#_x0000_t202" alt="&quot;&quot;" style="position:absolute;left:0;text-align:left;margin-left:-14.2pt;margin-top:33.5pt;width:488.95pt;height:143.25pt;z-index:251662336;visibility:visible;mso-wrap-style:square;mso-width-percent:0;mso-height-percent:0;mso-wrap-distance-left:9pt;mso-wrap-distance-top:3.6pt;mso-wrap-distance-right:9pt;mso-wrap-distance-bottom:3.6pt;mso-position-horizontal:absolute;mso-position-horizontal-relative:text;mso-position-vertical:absolute;mso-position-vertical-relative:text;mso-width-percent:0;mso-height-percent:0;mso-width-relative:margin;mso-height-relative:margin;v-text-anchor:top" o:gfxdata="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" filled="f" stroked="f">
+              <v:shape id="Cuadro de texto 2" o:spid="_x0000_s1026" type="#_x0000_t202" alt="&quot;&quot;" style="position:absolute;left:0;text-align:left;margin-left:-14.2pt;margin-top:33.5pt;width:488.95pt;height:143.25pt;z-index:251662336;visibility:visible;mso-wrap-style:square;mso-width-percent:0;mso-height-percent:0;mso-wrap-distance-left:9pt;mso-wrap-distance-top:3.6pt;mso-wrap-distance-right:9pt;mso-wrap-distance-bottom:3.6pt;mso-position-horizontal:absolute;mso-position-horizontal-relative:text;mso-position-vertical:absolute;mso-position-vertical-relative:text;mso-width-percent:0;mso-height-percent:0;mso-width-relative:margin;mso-height-relative:margin;v-text-anchor:top" o:gfxdata="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" filled="f" stroked="f">
                 <v:textbox>
                   <w:txbxContent>
                     <w:p>
@@ -308,7 +306,6 @@
                         </w:rPr>
                         <w:t xml:space="preserve"> del </w:t>
                       </w:r>
-                      <w:proofErr w:type="spellStart"/>
                       <w:r>
                         <w:rPr>
                           <w:rStyle w:val="Extranjerismo"/>
@@ -316,7 +313,6 @@
                         </w:rPr>
                         <w:t>merchandising</w:t>
                       </w:r>
-                      <w:proofErr w:type="spellEnd"/>
                     </w:p>
                   </w:txbxContent>
                 </v:textbox>
@@ -580,7 +576,7 @@
           <w:r>
             <w:fldChar w:fldCharType="separate"/>
           </w:r>
-          <w:hyperlink w:anchor="_Toc213936989" w:history="1">
+          <w:hyperlink w:anchor="_Toc214374301" w:history="1">
             <w:r>
               <w:rPr>
                 <w:rStyle w:val="Hipervnculo"/>
@@ -607,7 +603,7 @@
                 <w:noProof/>
                 <w:webHidden/>
               </w:rPr>
-              <w:instrText xml:space="preserve"> PAGEREF _Toc213936989 \h </w:instrText>
+              <w:instrText xml:space="preserve"> PAGEREF _Toc214374301 \h </w:instrText>
             </w:r>
             <w:r>
               <w:rPr>
@@ -653,7 +649,7 @@
               <w:lang w:eastAsia="es-MX"/>
             </w:rPr>
           </w:pPr>
-          <w:hyperlink w:anchor="_Toc213936990" w:history="1">
+          <w:hyperlink w:anchor="_Toc214374302" w:history="1">
             <w:r>
               <w:rPr>
                 <w:rStyle w:val="Hipervnculo"/>
@@ -697,7 +693,7 @@
                 <w:noProof/>
                 <w:webHidden/>
               </w:rPr>
-              <w:instrText xml:space="preserve"> PAGEREF _Toc213936990 \h </w:instrText>
+              <w:instrText xml:space="preserve"> PAGEREF _Toc214374302 \h </w:instrText>
             </w:r>
             <w:r>
               <w:rPr>
@@ -739,7 +735,7 @@
               <w:lang w:eastAsia="es-MX"/>
             </w:rPr>
           </w:pPr>
-          <w:hyperlink w:anchor="_Toc213936991" w:history="1">
+          <w:hyperlink w:anchor="_Toc214374303" w:history="1">
             <w:r>
               <w:rPr>
                 <w:rStyle w:val="Hipervnculo"/>
@@ -783,7 +779,7 @@
                 <w:noProof/>
                 <w:webHidden/>
               </w:rPr>
-              <w:instrText xml:space="preserve"> PAGEREF _Toc213936991 \h </w:instrText>
+              <w:instrText xml:space="preserve"> PAGEREF _Toc214374303 \h </w:instrText>
             </w:r>
             <w:r>
               <w:rPr>
@@ -825,7 +821,7 @@
               <w:lang w:eastAsia="es-MX"/>
             </w:rPr>
           </w:pPr>
-          <w:hyperlink w:anchor="_Toc213936992" w:history="1">
+          <w:hyperlink w:anchor="_Toc214374304" w:history="1">
             <w:r>
               <w:rPr>
                 <w:rStyle w:val="Hipervnculo"/>
@@ -852,7 +848,7 @@
                 <w:noProof/>
                 <w:webHidden/>
               </w:rPr>
-              <w:instrText xml:space="preserve"> PAGEREF _Toc213936992 \h </w:instrText>
+              <w:instrText xml:space="preserve"> PAGEREF _Toc214374304 \h </w:instrText>
             </w:r>
             <w:r>
               <w:rPr>
@@ -894,7 +890,7 @@
               <w:lang w:eastAsia="es-MX"/>
             </w:rPr>
           </w:pPr>
-          <w:hyperlink w:anchor="_Toc213936993" w:history="1">
+          <w:hyperlink w:anchor="_Toc214374305" w:history="1">
             <w:r>
               <w:rPr>
                 <w:rStyle w:val="Hipervnculo"/>
@@ -921,7 +917,7 @@
                 <w:noProof/>
                 <w:webHidden/>
               </w:rPr>
-              <w:instrText xml:space="preserve"> PAGEREF _Toc213936993 \h </w:instrText>
+              <w:instrText xml:space="preserve"> PAGEREF _Toc214374305 \h </w:instrText>
             </w:r>
             <w:r>
               <w:rPr>
@@ -963,7 +959,7 @@
               <w:lang w:eastAsia="es-MX"/>
             </w:rPr>
           </w:pPr>
-          <w:hyperlink w:anchor="_Toc213936994" w:history="1">
+          <w:hyperlink w:anchor="_Toc214374306" w:history="1">
             <w:r>
               <w:rPr>
                 <w:rStyle w:val="Hipervnculo"/>
@@ -990,7 +986,7 @@
                 <w:noProof/>
                 <w:webHidden/>
               </w:rPr>
-              <w:instrText xml:space="preserve"> PAGEREF _Toc213936994 \h </w:instrText>
+              <w:instrText xml:space="preserve"> PAGEREF _Toc214374306 \h </w:instrText>
             </w:r>
             <w:r>
               <w:rPr>
@@ -1036,7 +1032,7 @@
               <w:lang w:eastAsia="es-MX"/>
             </w:rPr>
           </w:pPr>
-          <w:hyperlink w:anchor="_Toc213936995" w:history="1">
+          <w:hyperlink w:anchor="_Toc214374307" w:history="1">
             <w:r>
               <w:rPr>
                 <w:rStyle w:val="Hipervnculo"/>
@@ -1080,7 +1076,7 @@
                 <w:noProof/>
                 <w:webHidden/>
               </w:rPr>
-              <w:instrText xml:space="preserve"> PAGEREF _Toc213936995 \h </w:instrText>
+              <w:instrText xml:space="preserve"> PAGEREF _Toc214374307 \h </w:instrText>
             </w:r>
             <w:r>
               <w:rPr>
@@ -1122,7 +1118,7 @@
               <w:lang w:eastAsia="es-MX"/>
             </w:rPr>
           </w:pPr>
-          <w:hyperlink w:anchor="_Toc213936996" w:history="1">
+          <w:hyperlink w:anchor="_Toc214374308" w:history="1">
             <w:r>
               <w:rPr>
                 <w:rStyle w:val="Hipervnculo"/>
@@ -1165,7 +1161,7 @@
                 <w:noProof/>
                 <w:webHidden/>
               </w:rPr>
-              <w:instrText xml:space="preserve"> PAGEREF _Toc213936996 \h </w:instrText>
+              <w:instrText xml:space="preserve"> PAGEREF _Toc214374308 \h </w:instrText>
             </w:r>
             <w:r>
               <w:rPr>
@@ -1207,7 +1203,7 @@
               <w:lang w:eastAsia="es-MX"/>
             </w:rPr>
           </w:pPr>
-          <w:hyperlink w:anchor="_Toc213936997" w:history="1">
+          <w:hyperlink w:anchor="_Toc214374309" w:history="1">
             <w:r>
               <w:rPr>
                 <w:rStyle w:val="Hipervnculo"/>
@@ -1234,7 +1230,7 @@
                 <w:noProof/>
                 <w:webHidden/>
               </w:rPr>
-              <w:instrText xml:space="preserve"> PAGEREF _Toc213936997 \h </w:instrText>
+              <w:instrText xml:space="preserve"> PAGEREF _Toc214374309 \h </w:instrText>
             </w:r>
             <w:r>
               <w:rPr>
@@ -1276,7 +1272,7 @@
               <w:lang w:eastAsia="es-MX"/>
             </w:rPr>
           </w:pPr>
-          <w:hyperlink w:anchor="_Toc213936998" w:history="1">
+          <w:hyperlink w:anchor="_Toc214374310" w:history="1">
             <w:r>
               <w:rPr>
                 <w:rStyle w:val="Hipervnculo"/>
@@ -1303,7 +1299,7 @@
                 <w:noProof/>
                 <w:webHidden/>
               </w:rPr>
-              <w:instrText xml:space="preserve"> PAGEREF _Toc213936998 \h </w:instrText>
+              <w:instrText xml:space="preserve"> PAGEREF _Toc214374310 \h </w:instrText>
             </w:r>
             <w:r>
               <w:rPr>
@@ -1349,7 +1345,7 @@
               <w:lang w:eastAsia="es-MX"/>
             </w:rPr>
           </w:pPr>
-          <w:hyperlink w:anchor="_Toc213936999" w:history="1">
+          <w:hyperlink w:anchor="_Toc214374311" w:history="1">
             <w:r>
               <w:rPr>
                 <w:rStyle w:val="Hipervnculo"/>
@@ -1393,7 +1389,7 @@
                 <w:noProof/>
                 <w:webHidden/>
               </w:rPr>
-              <w:instrText xml:space="preserve"> PAGEREF _Toc213936999 \h </w:instrText>
+              <w:instrText xml:space="preserve"> PAGEREF _Toc214374311 \h </w:instrText>
             </w:r>
             <w:r>
               <w:rPr>
@@ -1435,7 +1431,7 @@
               <w:lang w:eastAsia="es-MX"/>
             </w:rPr>
           </w:pPr>
-          <w:hyperlink w:anchor="_Toc213937000" w:history="1">
+          <w:hyperlink w:anchor="_Toc214374312" w:history="1">
             <w:r>
               <w:rPr>
                 <w:rStyle w:val="Hipervnculo"/>
@@ -1487,7 +1483,7 @@
                 <w:noProof/>
                 <w:webHidden/>
               </w:rPr>
-              <w:instrText xml:space="preserve"> PAGEREF _Toc213937000 \h </w:instrText>
+              <w:instrText xml:space="preserve"> PAGEREF _Toc214374312 \h </w:instrText>
             </w:r>
             <w:r>
               <w:rPr>
@@ -1529,7 +1525,7 @@
               <w:lang w:eastAsia="es-MX"/>
             </w:rPr>
           </w:pPr>
-          <w:hyperlink w:anchor="_Toc213937001" w:history="1">
+          <w:hyperlink w:anchor="_Toc214374313" w:history="1">
             <w:r>
               <w:rPr>
                 <w:rStyle w:val="Hipervnculo"/>
@@ -1591,7 +1587,7 @@
                 <w:noProof/>
                 <w:webHidden/>
               </w:rPr>
-              <w:instrText xml:space="preserve"> PAGEREF _Toc213937001 \h </w:instrText>
+              <w:instrText xml:space="preserve"> PAGEREF _Toc214374313 \h </w:instrText>
             </w:r>
             <w:r>
               <w:rPr>
@@ -1637,7 +1633,7 @@
               <w:lang w:eastAsia="es-MX"/>
             </w:rPr>
           </w:pPr>
-          <w:hyperlink w:anchor="_Toc213937002" w:history="1">
+          <w:hyperlink w:anchor="_Toc214374314" w:history="1">
             <w:r>
               <w:rPr>
                 <w:rStyle w:val="Hipervnculo"/>
@@ -1681,7 +1677,7 @@
                 <w:noProof/>
                 <w:webHidden/>
               </w:rPr>
-              <w:instrText xml:space="preserve"> PAGEREF _Toc213937002 \h </w:instrText>
+              <w:instrText xml:space="preserve"> PAGEREF _Toc214374314 \h </w:instrText>
             </w:r>
             <w:r>
               <w:rPr>
@@ -1723,7 +1719,7 @@
               <w:lang w:eastAsia="es-MX"/>
             </w:rPr>
           </w:pPr>
-          <w:hyperlink w:anchor="_Toc213937003" w:history="1">
+          <w:hyperlink w:anchor="_Toc214374315" w:history="1">
             <w:r>
               <w:rPr>
                 <w:rStyle w:val="Hipervnculo"/>
@@ -1750,7 +1746,7 @@
                 <w:noProof/>
                 <w:webHidden/>
               </w:rPr>
-              <w:instrText xml:space="preserve"> PAGEREF _Toc213937003 \h </w:instrText>
+              <w:instrText xml:space="preserve"> PAGEREF _Toc214374315 \h </w:instrText>
             </w:r>
             <w:r>
               <w:rPr>
@@ -1792,7 +1788,7 @@
               <w:lang w:eastAsia="es-MX"/>
             </w:rPr>
           </w:pPr>
-          <w:hyperlink w:anchor="_Toc213937004" w:history="1">
+          <w:hyperlink w:anchor="_Toc214374316" w:history="1">
             <w:r>
               <w:rPr>
                 <w:rStyle w:val="Hipervnculo"/>
@@ -1819,7 +1815,7 @@
                 <w:noProof/>
                 <w:webHidden/>
               </w:rPr>
-              <w:instrText xml:space="preserve"> PAGEREF _Toc213937004 \h </w:instrText>
+              <w:instrText xml:space="preserve"> PAGEREF _Toc214374316 \h </w:instrText>
             </w:r>
             <w:r>
               <w:rPr>
@@ -1861,7 +1857,7 @@
               <w:lang w:eastAsia="es-MX"/>
             </w:rPr>
           </w:pPr>
-          <w:hyperlink w:anchor="_Toc213937005" w:history="1">
+          <w:hyperlink w:anchor="_Toc214374317" w:history="1">
             <w:r>
               <w:rPr>
                 <w:rStyle w:val="Hipervnculo"/>
@@ -1888,7 +1884,7 @@
                 <w:noProof/>
                 <w:webHidden/>
               </w:rPr>
-              <w:instrText xml:space="preserve"> PAGEREF _Toc213937005 \h </w:instrText>
+              <w:instrText xml:space="preserve"> PAGEREF _Toc214374317 \h </w:instrText>
             </w:r>
             <w:r>
               <w:rPr>
@@ -1930,7 +1926,7 @@
               <w:lang w:eastAsia="es-MX"/>
             </w:rPr>
           </w:pPr>
-          <w:hyperlink w:anchor="_Toc213937006" w:history="1">
+          <w:hyperlink w:anchor="_Toc214374318" w:history="1">
             <w:r>
               <w:rPr>
                 <w:rStyle w:val="Hipervnculo"/>
@@ -1957,7 +1953,7 @@
                 <w:noProof/>
                 <w:webHidden/>
               </w:rPr>
-              <w:instrText xml:space="preserve"> PAGEREF _Toc213937006 \h </w:instrText>
+              <w:instrText xml:space="preserve"> PAGEREF _Toc214374318 \h </w:instrText>
             </w:r>
             <w:r>
               <w:rPr>
@@ -1999,7 +1995,7 @@
               <w:lang w:eastAsia="es-MX"/>
             </w:rPr>
           </w:pPr>
-          <w:hyperlink w:anchor="_Toc213937007" w:history="1">
+          <w:hyperlink w:anchor="_Toc214374319" w:history="1">
             <w:r>
               <w:rPr>
                 <w:rStyle w:val="Hipervnculo"/>
@@ -2026,7 +2022,7 @@
                 <w:noProof/>
                 <w:webHidden/>
               </w:rPr>
-              <w:instrText xml:space="preserve"> PAGEREF _Toc213937007 \h </w:instrText>
+              <w:instrText xml:space="preserve"> PAGEREF _Toc214374319 \h </w:instrText>
             </w:r>
             <w:r>
               <w:rPr>
@@ -2068,7 +2064,7 @@
               <w:lang w:eastAsia="es-MX"/>
             </w:rPr>
           </w:pPr>
-          <w:hyperlink w:anchor="_Toc213937008" w:history="1">
+          <w:hyperlink w:anchor="_Toc214374320" w:history="1">
             <w:r>
               <w:rPr>
                 <w:rStyle w:val="Hipervnculo"/>
@@ -2095,7 +2091,7 @@
                 <w:noProof/>
                 <w:webHidden/>
               </w:rPr>
-              <w:instrText xml:space="preserve"> PAGEREF _Toc213937008 \h </w:instrText>
+              <w:instrText xml:space="preserve"> PAGEREF _Toc214374320 \h </w:instrText>
             </w:r>
             <w:r>
               <w:rPr>
@@ -2137,7 +2133,7 @@
               <w:lang w:eastAsia="es-MX"/>
             </w:rPr>
           </w:pPr>
-          <w:hyperlink w:anchor="_Toc213937009" w:history="1">
+          <w:hyperlink w:anchor="_Toc214374321" w:history="1">
             <w:r>
               <w:rPr>
                 <w:rStyle w:val="Hipervnculo"/>
@@ -2164,7 +2160,7 @@
                 <w:noProof/>
                 <w:webHidden/>
               </w:rPr>
-              <w:instrText xml:space="preserve"> PAGEREF _Toc213937009 \h </w:instrText>
+              <w:instrText xml:space="preserve"> PAGEREF _Toc214374321 \h </w:instrText>
             </w:r>
             <w:r>
               <w:rPr>
@@ -2209,7 +2205,7 @@
               <w:lang w:eastAsia="es-MX"/>
             </w:rPr>
           </w:pPr>
-          <w:hyperlink w:anchor="_Toc213937010" w:history="1">
+          <w:hyperlink w:anchor="_Toc214374322" w:history="1">
             <w:r>
               <w:rPr>
                 <w:rStyle w:val="Hipervnculo"/>
@@ -2236,7 +2232,7 @@
                 <w:noProof/>
                 <w:webHidden/>
               </w:rPr>
-              <w:instrText xml:space="preserve"> PAGEREF _Toc213937010 \h </w:instrText>
+              <w:instrText xml:space="preserve"> PAGEREF _Toc214374322 \h </w:instrText>
             </w:r>
             <w:r>
               <w:rPr>
@@ -2281,7 +2277,7 @@
               <w:lang w:eastAsia="es-MX"/>
             </w:rPr>
           </w:pPr>
-          <w:hyperlink w:anchor="_Toc213937011" w:history="1">
+          <w:hyperlink w:anchor="_Toc214374323" w:history="1">
             <w:r>
               <w:rPr>
                 <w:rStyle w:val="Hipervnculo"/>
@@ -2308,7 +2304,7 @@
                 <w:noProof/>
                 <w:webHidden/>
               </w:rPr>
-              <w:instrText xml:space="preserve"> PAGEREF _Toc213937011 \h </w:instrText>
+              <w:instrText xml:space="preserve"> PAGEREF _Toc214374323 \h </w:instrText>
             </w:r>
             <w:r>
               <w:rPr>
@@ -2328,7 +2324,7 @@
                 <w:noProof/>
                 <w:webHidden/>
               </w:rPr>
-              <w:t>30</w:t>
+              <w:t>29</w:t>
             </w:r>
             <w:r>
               <w:rPr>
@@ -2353,7 +2349,7 @@
               <w:lang w:eastAsia="es-MX"/>
             </w:rPr>
           </w:pPr>
-          <w:hyperlink w:anchor="_Toc213937012" w:history="1">
+          <w:hyperlink w:anchor="_Toc214374324" w:history="1">
             <w:r>
               <w:rPr>
                 <w:rStyle w:val="Hipervnculo"/>
@@ -2380,7 +2376,7 @@
                 <w:noProof/>
                 <w:webHidden/>
               </w:rPr>
-              <w:instrText xml:space="preserve"> PAGEREF _Toc213937012 \h </w:instrText>
+              <w:instrText xml:space="preserve"> PAGEREF _Toc214374324 \h </w:instrText>
             </w:r>
             <w:r>
               <w:rPr>
@@ -2400,7 +2396,7 @@
                 <w:noProof/>
                 <w:webHidden/>
               </w:rPr>
-              <w:t>32</w:t>
+              <w:t>31</w:t>
             </w:r>
             <w:r>
               <w:rPr>
@@ -2425,7 +2421,7 @@
               <w:lang w:eastAsia="es-MX"/>
             </w:rPr>
           </w:pPr>
-          <w:hyperlink w:anchor="_Toc213937013" w:history="1">
+          <w:hyperlink w:anchor="_Toc214374325" w:history="1">
             <w:r>
               <w:rPr>
                 <w:rStyle w:val="Hipervnculo"/>
@@ -2452,7 +2448,7 @@
                 <w:noProof/>
                 <w:webHidden/>
               </w:rPr>
-              <w:instrText xml:space="preserve"> PAGEREF _Toc213937013 \h </w:instrText>
+              <w:instrText xml:space="preserve"> PAGEREF _Toc214374325 \h </w:instrText>
             </w:r>
             <w:r>
               <w:rPr>
@@ -2472,7 +2468,7 @@
                 <w:noProof/>
                 <w:webHidden/>
               </w:rPr>
-              <w:t>34</w:t>
+              <w:t>33</w:t>
             </w:r>
             <w:r>
               <w:rPr>
@@ -2497,7 +2493,7 @@
               <w:lang w:eastAsia="es-MX"/>
             </w:rPr>
           </w:pPr>
-          <w:hyperlink w:anchor="_Toc213937014" w:history="1">
+          <w:hyperlink w:anchor="_Toc214374326" w:history="1">
             <w:r>
               <w:rPr>
                 <w:rStyle w:val="Hipervnculo"/>
@@ -2524,7 +2520,7 @@
                 <w:noProof/>
                 <w:webHidden/>
               </w:rPr>
-              <w:instrText xml:space="preserve"> PAGEREF _Toc213937014 \h </w:instrText>
+              <w:instrText xml:space="preserve"> PAGEREF _Toc214374326 \h </w:instrText>
             </w:r>
             <w:r>
               <w:rPr>
@@ -2544,7 +2540,7 @@
                 <w:noProof/>
                 <w:webHidden/>
               </w:rPr>
-              <w:t>35</w:t>
+              <w:t>34</w:t>
             </w:r>
             <w:r>
               <w:rPr>
@@ -2581,7 +2577,7 @@
       <w:pPr>
         <w:pStyle w:val="Titulosgenerales"/>
       </w:pPr>
-      <w:bookmarkStart w:id="0" w:name="_Toc213936989"/>
+      <w:bookmarkStart w:id="0" w:name="_Toc214374301"/>
       <w:r>
         <w:lastRenderedPageBreak/>
         <w:t>Introducción</w:t>
@@ -2654,12 +2650,10 @@
         <w:ind w:firstLine="0"/>
         <w:rPr>
           <w:rStyle w:val="Extranjerismo"/>
-          <w:highlight w:val="yellow"/>
-        </w:rPr>
-      </w:pPr>
-      <w:r>
-        <w:rPr>
-          <w:highlight w:val="yellow"/>
+        </w:rPr>
+      </w:pPr>
+      <w:r>
+        <w:rPr>
           <w:lang w:val="es-419"/>
         </w:rPr>
         <w:lastRenderedPageBreak/>
@@ -2667,7 +2661,6 @@
       </w:r>
       <w:r>
         <w:rPr>
-          <w:highlight w:val="yellow"/>
           <w:lang w:val="es-419"/>
         </w:rPr>
         <w:t xml:space="preserve">del </w:t>
@@ -2675,7 +2668,6 @@
       <w:r>
         <w:rPr>
           <w:rStyle w:val="Extranjerismo"/>
-          <w:highlight w:val="yellow"/>
         </w:rPr>
         <w:t>merchandising</w:t>
       </w:r>
@@ -2936,10 +2928,7 @@
               <w:t xml:space="preserve"> </w:t>
             </w:r>
             <w:r>
-              <w:t>para diseñar espacios comerciales que fortalezcan la experiencia del cliente y potencien los resultados de vent</w:t>
-            </w:r>
-            <w:r>
-              <w:t>a.</w:t>
+              <w:t>para diseñar espacios comerciales que fortalezcan la experiencia del cliente y potencien los resultados de venta.</w:t>
             </w:r>
           </w:p>
           <w:p>
@@ -3056,7 +3045,7 @@
       <w:pPr>
         <w:pStyle w:val="Ttulo1"/>
       </w:pPr>
-      <w:bookmarkStart w:id="1" w:name="_Toc213936990"/>
+      <w:bookmarkStart w:id="1" w:name="_Toc214374302"/>
       <w:r>
         <w:lastRenderedPageBreak/>
         <w:t>Organización del espacio y ubicación de productos</w:t>
@@ -3297,6 +3286,7 @@
       </w:pPr>
       <w:r>
         <w:rPr>
+          <w:noProof/>
           <w:lang w:val="es-419" w:eastAsia="es-CO"/>
         </w:rPr>
         <w:drawing>
@@ -3432,7 +3422,7 @@
           <w:rFonts w:eastAsia="Times New Roman"/>
         </w:rPr>
       </w:pPr>
-      <w:bookmarkStart w:id="2" w:name="_Toc213936991"/>
+      <w:bookmarkStart w:id="2" w:name="_Toc214374303"/>
       <w:r>
         <w:t>Exhibiciones primarias y secundarias</w:t>
       </w:r>
@@ -3501,7 +3491,7 @@
       <w:pPr>
         <w:pStyle w:val="Ttulo2"/>
       </w:pPr>
-      <w:bookmarkStart w:id="3" w:name="_Toc213936992"/>
+      <w:bookmarkStart w:id="3" w:name="_Toc214374304"/>
       <w:r>
         <w:t xml:space="preserve">1.2 </w:t>
       </w:r>
@@ -3646,9 +3636,29 @@
           <w:szCs w:val="24"/>
           <w:lang w:val="es-419" w:eastAsia="es-CO"/>
         </w:rPr>
-        <w:t>Fuente</w:t>
-      </w:r>
-      <w:r>
+        <w:t>Fuente:</w:t>
+      </w:r>
+      <w:r>
+        <w:rPr>
+          <w:sz w:val="24"/>
+          <w:szCs w:val="24"/>
+          <w:lang w:val="es-419" w:eastAsia="es-CO"/>
+        </w:rPr>
+        <w:t xml:space="preserve"> SENA, 2022.</w:t>
+      </w:r>
+    </w:p>
+    <w:p>
+      <w:pPr>
+        <w:ind w:firstLine="0"/>
+        <w:rPr>
+          <w:sz w:val="24"/>
+          <w:szCs w:val="24"/>
+          <w:lang w:val="es-419" w:eastAsia="es-CO"/>
+        </w:rPr>
+      </w:pPr>
+    </w:p>
+    <w:p>
+      <w:pPr>
         <w:rPr>
           <w:b/>
           <w:bCs/>
@@ -3656,69 +3666,15 @@
           <w:szCs w:val="24"/>
           <w:lang w:val="es-419" w:eastAsia="es-CO"/>
         </w:rPr>
-        <w:t>:</w:t>
-      </w:r>
-      <w:r>
-        <w:rPr>
-          <w:sz w:val="24"/>
-          <w:szCs w:val="24"/>
-          <w:lang w:val="es-419" w:eastAsia="es-CO"/>
-        </w:rPr>
-        <w:t xml:space="preserve"> </w:t>
-      </w:r>
-      <w:r>
-        <w:rPr>
-          <w:sz w:val="24"/>
-          <w:szCs w:val="24"/>
-          <w:lang w:val="es-419" w:eastAsia="es-CO"/>
-        </w:rPr>
-        <w:t>SENA</w:t>
-      </w:r>
-      <w:r>
-        <w:rPr>
-          <w:sz w:val="24"/>
-          <w:szCs w:val="24"/>
-          <w:lang w:val="es-419" w:eastAsia="es-CO"/>
-        </w:rPr>
-        <w:t>,</w:t>
-      </w:r>
-      <w:r>
-        <w:rPr>
-          <w:sz w:val="24"/>
-          <w:szCs w:val="24"/>
-          <w:lang w:val="es-419" w:eastAsia="es-CO"/>
-        </w:rPr>
-        <w:t xml:space="preserve"> 2022.</w:t>
-      </w:r>
-    </w:p>
-    <w:p>
-      <w:pPr>
-        <w:ind w:firstLine="0"/>
-        <w:rPr>
-          <w:sz w:val="24"/>
-          <w:szCs w:val="24"/>
-          <w:lang w:val="es-419" w:eastAsia="es-CO"/>
-        </w:rPr>
-      </w:pPr>
-    </w:p>
-    <w:p>
-      <w:pPr>
+      </w:pPr>
+      <w:r>
         <w:rPr>
           <w:b/>
           <w:bCs/>
-          <w:sz w:val="24"/>
-          <w:szCs w:val="24"/>
-          <w:lang w:val="es-419" w:eastAsia="es-CO"/>
-        </w:rPr>
-      </w:pPr>
-      <w:r>
-        <w:rPr>
-          <w:b/>
-          <w:bCs/>
           <w:lang w:val="es-419" w:eastAsia="es-CO"/>
         </w:rPr>
         <w:lastRenderedPageBreak/>
-        <w:t xml:space="preserve">Conversando con Javier Vergara, experto en visual </w:t>
+        <w:t xml:space="preserve">Conversando con Javier Vergara, experto en </w:t>
       </w:r>
       <w:r>
         <w:rPr>
@@ -3727,14 +3683,23 @@
           <w:bCs/>
           <w:lang w:val="es-419" w:eastAsia="es-CO"/>
         </w:rPr>
-        <w:t xml:space="preserve">merchandising </w:t>
-      </w:r>
-      <w:r>
-        <w:rPr>
+        <w:t>visual merchandising</w:t>
+      </w:r>
+      <w:r>
+        <w:rPr>
+          <w:rStyle w:val="Extranjerismo"/>
           <w:b/>
           <w:bCs/>
           <w:lang w:val="es-419" w:eastAsia="es-CO"/>
         </w:rPr>
+        <w:t xml:space="preserve"> </w:t>
+      </w:r>
+      <w:r>
+        <w:rPr>
+          <w:b/>
+          <w:bCs/>
+          <w:lang w:val="es-419" w:eastAsia="es-CO"/>
+        </w:rPr>
         <w:t>y diseño de tiendas</w:t>
       </w:r>
     </w:p>
@@ -3776,49 +3741,15 @@
         </w:rPr>
         <w:t xml:space="preserve">Ver video: </w:t>
       </w:r>
-      <w:r>
-        <w:rPr>
-          <w:lang w:val="es-419" w:eastAsia="es-CO"/>
-        </w:rPr>
-        <w:fldChar w:fldCharType="begin"/>
-      </w:r>
-      <w:r>
-        <w:rPr>
-          <w:lang w:val="es-419" w:eastAsia="es-CO"/>
-        </w:rPr>
-        <w:instrText>HYPERLINK "</w:instrText>
-      </w:r>
-      <w:r>
-        <w:rPr>
-          <w:lang w:val="es-419" w:eastAsia="es-CO"/>
-        </w:rPr>
-        <w:instrText>https://www.youtube.com/watch?v=kvg9VOYCISY</w:instrText>
-      </w:r>
-      <w:r>
-        <w:rPr>
-          <w:lang w:val="es-419" w:eastAsia="es-CO"/>
-        </w:rPr>
-        <w:instrText>"</w:instrText>
-      </w:r>
-      <w:r>
-        <w:rPr>
-          <w:lang w:val="es-419" w:eastAsia="es-CO"/>
-        </w:rPr>
-        <w:fldChar w:fldCharType="separate"/>
-      </w:r>
-      <w:r>
-        <w:rPr>
-          <w:rStyle w:val="Hipervnculo"/>
-          <w:lang w:val="es-419" w:eastAsia="es-CO"/>
-        </w:rPr>
-        <w:t>https://www.youtube.com/watch?v=kvg9VOYCISY</w:t>
-      </w:r>
-      <w:r>
-        <w:rPr>
-          <w:lang w:val="es-419" w:eastAsia="es-CO"/>
-        </w:rPr>
-        <w:fldChar w:fldCharType="end"/>
-      </w:r>
+      <w:hyperlink r:id="rId17" w:history="1">
+        <w:r>
+          <w:rPr>
+            <w:rStyle w:val="Hipervnculo"/>
+            <w:lang w:val="es-419" w:eastAsia="es-CO"/>
+          </w:rPr>
+          <w:t>https://www.youtube.com/watch?v=kvg9VOYCISY</w:t>
+        </w:r>
+      </w:hyperlink>
       <w:r>
         <w:rPr>
           <w:lang w:val="es-419" w:eastAsia="es-CO"/>
@@ -3830,7 +3761,7 @@
       <w:pPr>
         <w:pStyle w:val="Ttulo2"/>
       </w:pPr>
-      <w:bookmarkStart w:id="4" w:name="_Toc213936993"/>
+      <w:bookmarkStart w:id="4" w:name="_Toc214374305"/>
       <w:r>
         <w:t xml:space="preserve">1.3 </w:t>
       </w:r>
@@ -3849,21 +3780,22 @@
       <w:r>
         <w:t xml:space="preserve"> escaparatismo es una disciplina del </w:t>
       </w:r>
-      <w:r>
-        <w:rPr>
-          <w:rStyle w:val="Extranjerismo"/>
-        </w:rPr>
-        <w:t>visual</w:t>
-      </w:r>
-      <w:r>
-        <w:t xml:space="preserve"> </w:t>
-      </w:r>
-      <w:proofErr w:type="spellStart"/>
       <w:r>
         <w:rPr>
           <w:rStyle w:val="Extranjerismo"/>
           <w:lang w:val="es-CO"/>
         </w:rPr>
+        <w:t>visual</w:t>
+      </w:r>
+      <w:r>
+        <w:t xml:space="preserve"> </w:t>
+      </w:r>
+      <w:proofErr w:type="spellStart"/>
+      <w:r>
+        <w:rPr>
+          <w:rStyle w:val="Extranjerismo"/>
+          <w:lang w:val="es-CO"/>
+        </w:rPr>
         <w:t>merchandising</w:t>
       </w:r>
       <w:proofErr w:type="spellEnd"/>
@@ -3884,6 +3816,7 @@
       <w:r>
         <w:rPr>
           <w:rStyle w:val="Extranjerismo"/>
+          <w:lang w:val="es-CO"/>
         </w:rPr>
         <w:t xml:space="preserve"> merchandising</w:t>
       </w:r>
@@ -3919,23 +3852,10 @@
           <w:b/>
           <w:bCs/>
         </w:rPr>
-        <w:t>Producto</w:t>
-      </w:r>
-      <w:r>
-        <w:rPr>
-          <w:b/>
-          <w:bCs/>
-        </w:rPr>
-        <w:t>:</w:t>
-      </w:r>
-      <w:r>
-        <w:t xml:space="preserve"> e</w:t>
-      </w:r>
-      <w:r>
-        <w:t>s el elemento central de la vitrina. Debe presentarse de manera destacada, limpia y accesible visualmente. La selección de productos depende del objetivo de la campaña: puede ser promocional, de temporada o institucional</w:t>
-      </w:r>
-      <w:r>
-        <w:t>.</w:t>
+        <w:t>Producto:</w:t>
+      </w:r>
+      <w:r>
+        <w:t xml:space="preserve"> es el elemento central de la vitrina. Debe presentarse de manera destacada, limpia y accesible visualmente. La selección de productos depende del objetivo de la campaña: puede ser promocional, de temporada o institucional.</w:t>
       </w:r>
     </w:p>
     <w:p>
@@ -3952,20 +3872,10 @@
           <w:bCs/>
         </w:rPr>
         <w:lastRenderedPageBreak/>
-        <w:t>Iluminación</w:t>
-      </w:r>
-      <w:r>
-        <w:rPr>
-          <w:b/>
-          <w:bCs/>
-        </w:rPr>
-        <w:t>:</w:t>
-      </w:r>
-      <w:r>
-        <w:t xml:space="preserve"> l</w:t>
-      </w:r>
-      <w:r>
-        <w:t>a luz dirige la mirada y resalta los puntos de interés. Un sistema de iluminación adecuado permite crear profundidad, generar contrastes y acentuar las texturas o colores de los productos. La luz cálida suele transmitir confort y cercanía; la fría, modernidad y limpieza.</w:t>
+        <w:t>Iluminación:</w:t>
+      </w:r>
+      <w:r>
+        <w:t xml:space="preserve"> la luz dirige la mirada y resalta los puntos de interés. Un sistema de iluminación adecuado permite crear profundidad, generar contrastes y acentuar las texturas o colores de los productos. La luz cálida suele transmitir confort y cercanía; la fría, modernidad y limpieza.</w:t>
       </w:r>
     </w:p>
     <w:p>
@@ -3981,20 +3891,10 @@
           <w:b/>
           <w:bCs/>
         </w:rPr>
-        <w:t>Color</w:t>
-      </w:r>
-      <w:r>
-        <w:rPr>
-          <w:b/>
-          <w:bCs/>
-        </w:rPr>
-        <w:t>:</w:t>
-      </w:r>
-      <w:r>
-        <w:t xml:space="preserve"> e</w:t>
-      </w:r>
-      <w:r>
-        <w:t>l color tiene un papel psicológico fundamental. Aporta identidad, comunica emociones y establece coherencia con la imagen de marca. Además, ayuda a jerarquizar los elementos dentro del escaparate, guiando la atención del observador.</w:t>
+        <w:t>Color:</w:t>
+      </w:r>
+      <w:r>
+        <w:t xml:space="preserve"> el color tiene un papel psicológico fundamental. Aporta identidad, comunica emociones y establece coherencia con la imagen de marca. Además, ayuda a jerarquizar los elementos dentro del escaparate, guiando la atención del observador.</w:t>
       </w:r>
     </w:p>
     <w:p>
@@ -4010,20 +3910,10 @@
           <w:b/>
           <w:bCs/>
         </w:rPr>
-        <w:t>Composición y equilibrio</w:t>
-      </w:r>
-      <w:r>
-        <w:rPr>
-          <w:b/>
-          <w:bCs/>
-        </w:rPr>
-        <w:t>:</w:t>
-      </w:r>
-      <w:r>
-        <w:t xml:space="preserve"> l</w:t>
-      </w:r>
-      <w:r>
-        <w:t>a forma en que se distribuyen los elementos determina la armonía visual. Se deben cuidar las proporciones, la simetría y la dirección de la mirada. Una buena composición combina creatividad con funcionalidad, garantizando que el mensaje visual sea claro y efectivo.</w:t>
+        <w:t>Composición y equilibrio:</w:t>
+      </w:r>
+      <w:r>
+        <w:t xml:space="preserve"> la forma en que se distribuyen los elementos determina la armonía visual. Se deben cuidar las proporciones, la simetría y la dirección de la mirada. Una buena composición combina creatividad con funcionalidad, garantizando que el mensaje visual sea claro y efectivo.</w:t>
       </w:r>
     </w:p>
     <w:p>
@@ -4039,20 +3929,10 @@
           <w:b/>
           <w:bCs/>
         </w:rPr>
-        <w:t>Los materiales y soportes</w:t>
-      </w:r>
-      <w:r>
-        <w:rPr>
-          <w:b/>
-          <w:bCs/>
-        </w:rPr>
-        <w:t>:</w:t>
-      </w:r>
-      <w:r>
-        <w:t xml:space="preserve"> i</w:t>
-      </w:r>
-      <w:r>
-        <w:t>ncluyen estructuras, maniquíes, bases, pedestales, fondos decorativos y elementos de ambientación. Su elección debe garantizar resistencia, funcionalidad y armonía con la propuesta visual.</w:t>
+        <w:t>Los materiales y soportes:</w:t>
+      </w:r>
+      <w:r>
+        <w:t xml:space="preserve"> incluyen estructuras, maniquíes, bases, pedestales, fondos decorativos y elementos de ambientación. Su elección debe garantizar resistencia, funcionalidad y armonía con la propuesta visual.</w:t>
       </w:r>
     </w:p>
     <w:p>
@@ -4068,20 +3948,10 @@
           <w:b/>
           <w:bCs/>
         </w:rPr>
-        <w:t>El movimiento y la tecnología</w:t>
-      </w:r>
-      <w:r>
-        <w:rPr>
-          <w:b/>
-          <w:bCs/>
-        </w:rPr>
-        <w:t>:</w:t>
-      </w:r>
-      <w:r>
-        <w:t xml:space="preserve"> e</w:t>
-      </w:r>
-      <w:r>
-        <w:t>l uso de recursos dinámicos, como pantallas digitales, efectos de luz, sonido o movimiento mecánico, aporta innovación y aumenta la capacidad de atracción del escaparate.</w:t>
+        <w:t>El movimiento y la tecnología:</w:t>
+      </w:r>
+      <w:r>
+        <w:t xml:space="preserve"> el uso de recursos dinámicos, como pantallas digitales, efectos de luz, sonido o movimiento mecánico, aporta innovación y aumenta la capacidad de atracción del escaparate.</w:t>
       </w:r>
     </w:p>
     <w:p>
@@ -4097,20 +3967,10 @@
           <w:b/>
           <w:bCs/>
         </w:rPr>
-        <w:t>El mensaje y la comunicación visual</w:t>
-      </w:r>
-      <w:r>
-        <w:rPr>
-          <w:b/>
-          <w:bCs/>
-        </w:rPr>
-        <w:t>:</w:t>
-      </w:r>
-      <w:r>
-        <w:t xml:space="preserve"> t</w:t>
-      </w:r>
-      <w:r>
-        <w:t>odo escaparate transmite un mensaje, explícito o implícito. Este debe ser claro, coherente con la identidad de marca y comprensible para el público. Los textos, logotipos y elementos gráficos deben integrarse de forma equilibrada</w:t>
+        <w:t>El mensaje y la comunicación visual:</w:t>
+      </w:r>
+      <w:r>
+        <w:t xml:space="preserve"> todo escaparate transmite un mensaje, explícito o implícito. Este debe ser claro, coherente con la identidad de marca y comprensible para el público. Los textos, logotipos y elementos gráficos deben integrarse de forma equilibrada</w:t>
       </w:r>
       <w:r>
         <w:t>.</w:t>
@@ -4123,7 +3983,7 @@
       <w:pPr>
         <w:pStyle w:val="Ttulo2"/>
       </w:pPr>
-      <w:bookmarkStart w:id="5" w:name="_Toc213936994"/>
+      <w:bookmarkStart w:id="5" w:name="_Toc214374306"/>
       <w:r>
         <w:lastRenderedPageBreak/>
         <w:t>1.4 Planogramas y categorías</w:t>
@@ -4177,27 +4037,13 @@
           <w:bCs/>
           <w:lang w:val="es-419" w:eastAsia="es-CO"/>
         </w:rPr>
-        <w:t>Recopilación de datos de SKU</w:t>
-      </w:r>
-      <w:r>
-        <w:rPr>
-          <w:b/>
-          <w:bCs/>
-          <w:lang w:val="es-419" w:eastAsia="es-CO"/>
-        </w:rPr>
-        <w:t>:</w:t>
-      </w:r>
-      <w:r>
-        <w:rPr>
-          <w:lang w:val="es-419" w:eastAsia="es-CO"/>
-        </w:rPr>
-        <w:t xml:space="preserve"> s</w:t>
-      </w:r>
-      <w:r>
-        <w:rPr>
-          <w:lang w:val="es-419" w:eastAsia="es-CO"/>
-        </w:rPr>
-        <w:t>e recolectan dimensiones y fotos de cada producto del inventario.</w:t>
+        <w:t>Recopilación de datos de SKU:</w:t>
+      </w:r>
+      <w:r>
+        <w:rPr>
+          <w:lang w:val="es-419" w:eastAsia="es-CO"/>
+        </w:rPr>
+        <w:t xml:space="preserve"> se recolectan dimensiones y fotos de cada producto del inventario.</w:t>
       </w:r>
     </w:p>
     <w:p>
@@ -4244,15 +4090,7 @@
           <w:bCs/>
           <w:lang w:val="es-419" w:eastAsia="es-CO"/>
         </w:rPr>
-        <w:t>Registro de equipos y estanterías</w:t>
-      </w:r>
-      <w:r>
-        <w:rPr>
-          <w:b/>
-          <w:bCs/>
-          <w:lang w:val="es-419" w:eastAsia="es-CO"/>
-        </w:rPr>
-        <w:t>:</w:t>
+        <w:t>Registro de equipos y estanterías:</w:t>
       </w:r>
       <w:r>
         <w:rPr>
@@ -4318,15 +4156,7 @@
           <w:bCs/>
           <w:lang w:val="es-419" w:eastAsia="es-CO"/>
         </w:rPr>
-        <w:t>Creación del CDT (categoría / cliente)</w:t>
-      </w:r>
-      <w:r>
-        <w:rPr>
-          <w:b/>
-          <w:bCs/>
-          <w:lang w:val="es-419" w:eastAsia="es-CO"/>
-        </w:rPr>
-        <w:t>:</w:t>
+        <w:t>Creación del CDT (categoría / cliente):</w:t>
       </w:r>
       <w:r>
         <w:rPr>
@@ -4708,34 +4538,6 @@
     </w:p>
     <w:p>
       <w:pPr>
-        <w:ind w:firstLine="0"/>
-        <w:rPr>
-          <w:sz w:val="24"/>
-          <w:szCs w:val="24"/>
-          <w:lang w:val="es-419" w:eastAsia="es-CO"/>
-        </w:rPr>
-      </w:pPr>
-      <w:r>
-        <w:rPr>
-          <w:b/>
-          <w:bCs/>
-          <w:sz w:val="24"/>
-          <w:szCs w:val="24"/>
-          <w:lang w:val="es-419" w:eastAsia="es-CO"/>
-        </w:rPr>
-        <w:t>Fuente:</w:t>
-      </w:r>
-      <w:r>
-        <w:rPr>
-          <w:sz w:val="24"/>
-          <w:szCs w:val="24"/>
-          <w:lang w:val="es-419" w:eastAsia="es-CO"/>
-        </w:rPr>
-        <w:t xml:space="preserve"> adaptada de Niazi, 2023.</w:t>
-      </w:r>
-    </w:p>
-    <w:p>
-      <w:pPr>
         <w:pStyle w:val="Figura"/>
         <w:rPr>
           <w:b w:val="0"/>
@@ -4762,6 +4564,7 @@
       </w:pPr>
       <w:r>
         <w:rPr>
+          <w:noProof/>
           <w:lang w:val="es-419" w:eastAsia="es-CO"/>
         </w:rPr>
         <w:drawing>
@@ -4780,7 +4583,7 @@
                     <pic:cNvPicPr/>
                   </pic:nvPicPr>
                   <pic:blipFill>
-                    <a:blip r:embed="rId17"/>
+                    <a:blip r:embed="rId18"/>
                     <a:stretch>
                       <a:fillRect/>
                     </a:stretch>
@@ -4811,7 +4614,20 @@
         <w:rPr>
           <w:lang w:val="es-419" w:eastAsia="es-CO"/>
         </w:rPr>
-        <w:t>La figura 2 muestra el uso de tecnología en la creación de planogramas, se muestran dispositivos tecnológicos, tales como tablet, computadora y celular con planogramas diseñados.</w:t>
+        <w:t xml:space="preserve">La figura 2 muestra el uso de tecnología en la creación de planogramas, se muestran dispositivos tecnológicos, tales como </w:t>
+      </w:r>
+      <w:r>
+        <w:rPr>
+          <w:rStyle w:val="Extranjerismo"/>
+          <w:lang w:val="es-419" w:eastAsia="es-CO"/>
+        </w:rPr>
+        <w:t>experto en</w:t>
+      </w:r>
+      <w:r>
+        <w:rPr>
+          <w:lang w:val="es-419" w:eastAsia="es-CO"/>
+        </w:rPr>
+        <w:t>, computadora y celular con planogramas diseñados.</w:t>
       </w:r>
     </w:p>
     <w:p>
@@ -4854,6 +4670,16 @@
     </w:p>
     <w:p>
       <w:pPr>
+        <w:ind w:firstLine="0"/>
+        <w:rPr>
+          <w:sz w:val="24"/>
+          <w:szCs w:val="24"/>
+          <w:lang w:val="es-419" w:eastAsia="es-CO"/>
+        </w:rPr>
+      </w:pPr>
+    </w:p>
+    <w:p>
+      <w:pPr>
         <w:pStyle w:val="Figura"/>
         <w:rPr>
           <w:b w:val="0"/>
@@ -4883,6 +4709,7 @@
       </w:pPr>
       <w:r>
         <w:rPr>
+          <w:noProof/>
           <w:lang w:val="es-419" w:eastAsia="es-CO"/>
         </w:rPr>
         <w:drawing>
@@ -4901,7 +4728,7 @@
                     <pic:cNvPicPr/>
                   </pic:nvPicPr>
                   <pic:blipFill>
-                    <a:blip r:embed="rId18"/>
+                    <a:blip r:embed="rId19"/>
                     <a:stretch>
                       <a:fillRect/>
                     </a:stretch>
@@ -5196,8 +5023,7 @@
     </w:p>
     <w:p>
       <w:pPr>
-        <w:pStyle w:val="Prrafodelista"/>
-        <w:ind w:left="1069" w:firstLine="0"/>
+        <w:ind w:firstLine="0"/>
         <w:rPr>
           <w:b/>
           <w:bCs/>
@@ -5207,20 +5033,16 @@
     </w:p>
     <w:p>
       <w:pPr>
-        <w:pStyle w:val="Prrafodelista"/>
-        <w:ind w:left="1069" w:firstLine="0"/>
-        <w:rPr>
-          <w:lang w:val="es-419" w:eastAsia="es-CO"/>
-        </w:rPr>
-      </w:pPr>
-    </w:p>
-    <w:p>
-      <w:pPr>
         <w:pStyle w:val="Figura"/>
-      </w:pPr>
-      <w:r>
-        <w:t xml:space="preserve"> </w:t>
-      </w:r>
+        <w:jc w:val="left"/>
+      </w:pPr>
+    </w:p>
+    <w:p>
+      <w:pPr>
+        <w:rPr>
+          <w:lang w:val="es-419" w:eastAsia="es-CO"/>
+        </w:rPr>
+      </w:pPr>
     </w:p>
     <w:p>
       <w:pPr>
@@ -5269,7 +5091,7 @@
                     <pic:cNvPicPr/>
                   </pic:nvPicPr>
                   <pic:blipFill>
-                    <a:blip r:embed="rId19">
+                    <a:blip r:embed="rId20">
                       <a:extLst>
                         <a:ext uri="{28A0092B-C50C-407E-A947-70E740481C1C}">
                           <a14:useLocalDpi xmlns:a14="http://schemas.microsoft.com/office/drawing/2010/main" val="0"/>
@@ -5459,7 +5281,7 @@
       <w:pPr>
         <w:pStyle w:val="Ttulo1"/>
       </w:pPr>
-      <w:bookmarkStart w:id="6" w:name="_Toc213936995"/>
+      <w:bookmarkStart w:id="6" w:name="_Toc214374307"/>
       <w:r>
         <w:lastRenderedPageBreak/>
         <w:t>Estímulo a la compra y estrategia de impulso</w:t>
@@ -5522,13 +5344,14 @@
       <w:pPr>
         <w:pStyle w:val="Ttulo2"/>
       </w:pPr>
-      <w:bookmarkStart w:id="7" w:name="_Toc213936996"/>
+      <w:bookmarkStart w:id="7" w:name="_Toc214374308"/>
       <w:r>
         <w:t xml:space="preserve">2.1 </w:t>
       </w:r>
       <w:r>
         <w:rPr>
           <w:rStyle w:val="Extranjerismo"/>
+          <w:lang w:val="es-CO"/>
         </w:rPr>
         <w:t>Cross merchandising</w:t>
       </w:r>
@@ -5544,6 +5367,7 @@
       <w:r>
         <w:rPr>
           <w:rStyle w:val="Extranjerismo"/>
+          <w:lang w:val="es-CO"/>
         </w:rPr>
         <w:t xml:space="preserve">cross merchandising </w:t>
       </w:r>
@@ -5553,6 +5377,7 @@
       <w:r>
         <w:rPr>
           <w:rStyle w:val="Extranjerismo"/>
+          <w:lang w:val="es-CO"/>
         </w:rPr>
         <w:t>ticket</w:t>
       </w:r>
@@ -5567,6 +5392,7 @@
       <w:r>
         <w:rPr>
           <w:rStyle w:val="Extranjerismo"/>
+          <w:lang w:val="es-CO"/>
         </w:rPr>
         <w:t>snacks</w:t>
       </w:r>
@@ -5604,7 +5430,7 @@
       <w:r>
         <w:t xml:space="preserve"> y ventas impulsivas: </w:t>
       </w:r>
-      <w:hyperlink r:id="rId20" w:history="1">
+      <w:hyperlink r:id="rId21" w:history="1">
         <w:r>
           <w:rPr>
             <w:rStyle w:val="Hipervnculo"/>
@@ -5620,7 +5446,7 @@
       <w:pPr>
         <w:pStyle w:val="Ttulo2"/>
       </w:pPr>
-      <w:bookmarkStart w:id="8" w:name="_Toc213936997"/>
+      <w:bookmarkStart w:id="8" w:name="_Toc214374309"/>
       <w:r>
         <w:t>2.2 Promociones en el punto de venta</w:t>
       </w:r>
@@ -5656,27 +5482,13 @@
           <w:bCs/>
           <w:lang w:val="es-419" w:eastAsia="es-CO"/>
         </w:rPr>
-        <w:t>Promociones de precio</w:t>
-      </w:r>
-      <w:r>
-        <w:rPr>
-          <w:b/>
-          <w:bCs/>
-          <w:lang w:val="es-419" w:eastAsia="es-CO"/>
-        </w:rPr>
-        <w:t>:</w:t>
-      </w:r>
-      <w:r>
-        <w:rPr>
-          <w:lang w:val="es-419" w:eastAsia="es-CO"/>
-        </w:rPr>
-        <w:t xml:space="preserve"> a</w:t>
-      </w:r>
-      <w:r>
-        <w:rPr>
-          <w:lang w:val="es-419" w:eastAsia="es-CO"/>
-        </w:rPr>
-        <w:t>juste directo del precio para incentivar la compra inmediata.</w:t>
+        <w:t>Promociones de precio:</w:t>
+      </w:r>
+      <w:r>
+        <w:rPr>
+          <w:lang w:val="es-419" w:eastAsia="es-CO"/>
+        </w:rPr>
+        <w:t xml:space="preserve"> ajuste directo del precio para incentivar la compra inmediata.</w:t>
       </w:r>
     </w:p>
     <w:p>
@@ -5779,27 +5591,13 @@
           <w:bCs/>
           <w:lang w:val="es-419" w:eastAsia="es-CO"/>
         </w:rPr>
-        <w:t>Promociones de valor</w:t>
-      </w:r>
-      <w:r>
-        <w:rPr>
-          <w:b/>
-          <w:bCs/>
-          <w:lang w:val="es-419" w:eastAsia="es-CO"/>
-        </w:rPr>
-        <w:t>:</w:t>
-      </w:r>
-      <w:r>
-        <w:rPr>
-          <w:lang w:val="es-419" w:eastAsia="es-CO"/>
-        </w:rPr>
-        <w:t xml:space="preserve"> a</w:t>
-      </w:r>
-      <w:r>
-        <w:rPr>
-          <w:lang w:val="es-419" w:eastAsia="es-CO"/>
-        </w:rPr>
-        <w:t>ñade beneficios adicionales sin modificar el precio base.</w:t>
+        <w:t>Promociones de valor:</w:t>
+      </w:r>
+      <w:r>
+        <w:rPr>
+          <w:lang w:val="es-419" w:eastAsia="es-CO"/>
+        </w:rPr>
+        <w:t xml:space="preserve"> añade beneficios adicionales sin modificar el precio base.</w:t>
       </w:r>
     </w:p>
     <w:p>
@@ -5856,7 +5654,20 @@
         <w:rPr>
           <w:lang w:val="es-419" w:eastAsia="es-CO"/>
         </w:rPr>
-        <w:t>Producto adicional: compra un shampoo y recibe acondicionador gratis.</w:t>
+        <w:t xml:space="preserve">Producto adicional: compra un </w:t>
+      </w:r>
+      <w:r>
+        <w:rPr>
+          <w:rStyle w:val="Extranjerismo"/>
+          <w:lang w:val="es-419" w:eastAsia="es-CO"/>
+        </w:rPr>
+        <w:t>shampoo</w:t>
+      </w:r>
+      <w:r>
+        <w:rPr>
+          <w:lang w:val="es-419" w:eastAsia="es-CO"/>
+        </w:rPr>
+        <w:t xml:space="preserve"> y recibe acondicionador gratis.</w:t>
       </w:r>
     </w:p>
     <w:p>
@@ -5915,27 +5726,13 @@
           <w:bCs/>
           <w:lang w:val="es-419" w:eastAsia="es-CO"/>
         </w:rPr>
-        <w:t>Promociones emocionales</w:t>
-      </w:r>
-      <w:r>
-        <w:rPr>
-          <w:b/>
-          <w:bCs/>
-          <w:lang w:val="es-419" w:eastAsia="es-CO"/>
-        </w:rPr>
-        <w:t>:</w:t>
-      </w:r>
-      <w:r>
-        <w:rPr>
-          <w:lang w:val="es-419" w:eastAsia="es-CO"/>
-        </w:rPr>
-        <w:t xml:space="preserve"> b</w:t>
-      </w:r>
-      <w:r>
-        <w:rPr>
-          <w:lang w:val="es-419" w:eastAsia="es-CO"/>
-        </w:rPr>
-        <w:t>uscan conectar con el consumidor a través de experiencias o causas.</w:t>
+        <w:t>Promociones emocionales:</w:t>
+      </w:r>
+      <w:r>
+        <w:rPr>
+          <w:lang w:val="es-419" w:eastAsia="es-CO"/>
+        </w:rPr>
+        <w:t xml:space="preserve"> buscan conectar con el consumidor a través de experiencias o causas.</w:t>
       </w:r>
     </w:p>
     <w:p>
@@ -6025,47 +5822,9 @@
     </w:p>
     <w:p>
       <w:pPr>
-        <w:ind w:firstLine="0"/>
-        <w:rPr>
-          <w:sz w:val="24"/>
-          <w:szCs w:val="24"/>
-          <w:lang w:val="es-419" w:eastAsia="es-CO"/>
-        </w:rPr>
-      </w:pPr>
-      <w:r>
-        <w:rPr>
-          <w:b/>
-          <w:bCs/>
-          <w:sz w:val="24"/>
-          <w:szCs w:val="24"/>
-          <w:lang w:val="es-419" w:eastAsia="es-CO"/>
-        </w:rPr>
-        <w:t>Fuente</w:t>
-      </w:r>
-      <w:r>
-        <w:rPr>
-          <w:b/>
-          <w:bCs/>
-          <w:sz w:val="24"/>
-          <w:szCs w:val="24"/>
-          <w:lang w:val="es-419" w:eastAsia="es-CO"/>
-        </w:rPr>
-        <w:t>:</w:t>
-      </w:r>
-      <w:r>
-        <w:rPr>
-          <w:sz w:val="24"/>
-          <w:szCs w:val="24"/>
-          <w:lang w:val="es-419" w:eastAsia="es-CO"/>
-        </w:rPr>
-        <w:t xml:space="preserve"> adaptada de CEUPE, 2024.</w:t>
-      </w:r>
-    </w:p>
-    <w:p>
-      <w:pPr>
         <w:pStyle w:val="Ttulo2"/>
       </w:pPr>
-      <w:bookmarkStart w:id="9" w:name="_Toc213936998"/>
+      <w:bookmarkStart w:id="9" w:name="_Toc214374310"/>
       <w:r>
         <w:t>2.3 Activaciones y degustaciones</w:t>
       </w:r>
@@ -6129,7 +5888,7 @@
       <w:pPr>
         <w:pStyle w:val="Ttulo1"/>
       </w:pPr>
-      <w:bookmarkStart w:id="10" w:name="_Toc213936999"/>
+      <w:bookmarkStart w:id="10" w:name="_Toc214374311"/>
       <w:r>
         <w:lastRenderedPageBreak/>
         <w:t>Imagen, marca y experiencia visual</w:t>
@@ -6166,13 +5925,14 @@
       <w:pPr>
         <w:pStyle w:val="Ttulo2"/>
       </w:pPr>
-      <w:bookmarkStart w:id="11" w:name="_Toc213937000"/>
+      <w:bookmarkStart w:id="11" w:name="_Toc214374312"/>
       <w:r>
         <w:t xml:space="preserve">3.1 </w:t>
       </w:r>
       <w:r>
         <w:rPr>
           <w:rStyle w:val="Extranjerismo"/>
+          <w:lang w:val="es-CO"/>
         </w:rPr>
         <w:t xml:space="preserve">Branding </w:t>
       </w:r>
@@ -6182,6 +5942,7 @@
       <w:r>
         <w:rPr>
           <w:rStyle w:val="Extranjerismo"/>
+          <w:lang w:val="es-CO"/>
         </w:rPr>
         <w:t>visual merchandising</w:t>
       </w:r>
@@ -6256,55 +6017,43 @@
       <w:pPr>
         <w:pStyle w:val="Ttulo2"/>
         <w:rPr>
-          <w:lang w:val="en-US"/>
-        </w:rPr>
-      </w:pPr>
-      <w:bookmarkStart w:id="12" w:name="_Toc213937001"/>
-      <w:r>
-        <w:rPr>
-          <w:lang w:val="en-US"/>
+          <w:lang w:val="es-CO"/>
+        </w:rPr>
+      </w:pPr>
+      <w:bookmarkStart w:id="12" w:name="_Toc214374313"/>
+      <w:r>
+        <w:rPr>
+          <w:lang w:val="es-CO"/>
         </w:rPr>
         <w:t xml:space="preserve">3.2 </w:t>
       </w:r>
       <w:r>
         <w:rPr>
           <w:rStyle w:val="Extranjerismo"/>
+          <w:lang w:val="es-CO"/>
         </w:rPr>
         <w:t xml:space="preserve">Neuromarketing </w:t>
       </w:r>
       <w:r>
         <w:rPr>
-          <w:lang w:val="en-US"/>
+          <w:lang w:val="es-CO"/>
         </w:rPr>
         <w:t xml:space="preserve">y </w:t>
       </w:r>
       <w:r>
         <w:rPr>
           <w:rStyle w:val="Extranjerismo"/>
+          <w:lang w:val="es-CO"/>
         </w:rPr>
         <w:t>marketing</w:t>
       </w:r>
       <w:r>
         <w:rPr>
-          <w:lang w:val="en-US"/>
-        </w:rPr>
-        <w:t xml:space="preserve"> sen</w:t>
-      </w:r>
-      <w:r>
-        <w:rPr>
-          <w:lang w:val="en-US"/>
-        </w:rPr>
-        <w:t xml:space="preserve">sorial </w:t>
-      </w:r>
-      <w:proofErr w:type="spellStart"/>
-      <w:r>
-        <w:rPr>
-          <w:lang w:val="en-US"/>
-        </w:rPr>
-        <w:t>aplicado</w:t>
+          <w:lang w:val="es-CO"/>
+        </w:rPr>
+        <w:t xml:space="preserve"> sensorial aplicado</w:t>
       </w:r>
       <w:bookmarkEnd w:id="12"/>
-      <w:proofErr w:type="spellEnd"/>
     </w:p>
     <w:p>
       <w:pPr>
@@ -6370,16 +6119,8 @@
         <w:rPr>
           <w:lang w:eastAsia="es-CO"/>
         </w:rPr>
-        <w:t xml:space="preserve">sensorial busca estimular los cinco sentidos para crear una experiencia </w:t>
-      </w:r>
-      <w:proofErr w:type="spellStart"/>
-      <w:r>
-        <w:rPr>
-          <w:lang w:eastAsia="es-CO"/>
-        </w:rPr>
-        <w:t>inmersiva:</w:t>
-      </w:r>
-      <w:proofErr w:type="spellEnd"/>
+        <w:t>sensorial busca estimular los cinco sentidos para crear una experiencia inmersiva:</w:t>
+      </w:r>
     </w:p>
     <w:p>
       <w:pPr>
@@ -6532,7 +6273,7 @@
       <w:r>
         <w:rPr>
           <w:rStyle w:val="Extranjerismo"/>
-          <w:lang w:eastAsia="es-CO"/>
+          <w:lang w:val="es-CO" w:eastAsia="es-CO"/>
         </w:rPr>
         <w:t xml:space="preserve"> playlists</w:t>
       </w:r>
@@ -6636,15 +6377,7 @@
           <w:bCs/>
           <w:lang w:eastAsia="es-CO"/>
         </w:rPr>
-        <w:t>Ejemplo</w:t>
-      </w:r>
-      <w:r>
-        <w:rPr>
-          <w:b/>
-          <w:bCs/>
-          <w:lang w:eastAsia="es-CO"/>
-        </w:rPr>
-        <w:t>:</w:t>
+        <w:t>Ejemplo:</w:t>
       </w:r>
       <w:r>
         <w:rPr>
@@ -6685,52 +6418,36 @@
           <w:bCs/>
           <w:lang w:eastAsia="es-CO"/>
         </w:rPr>
-        <w:t xml:space="preserve"> físico</w:t>
-      </w:r>
+        <w:t xml:space="preserve"> físico:</w:t>
+      </w:r>
+      <w:r>
+        <w:rPr>
+          <w:lang w:eastAsia="es-CO"/>
+        </w:rPr>
+        <w:t xml:space="preserve"> t</w:t>
+      </w:r>
+      <w:r>
+        <w:rPr>
+          <w:lang w:eastAsia="es-CO"/>
+        </w:rPr>
+        <w:t>raducción de la identidad visual y verbal de la marca al espacio físico.</w:t>
+      </w:r>
+    </w:p>
+    <w:p>
+      <w:pPr>
+        <w:pStyle w:val="Prrafodelista"/>
+        <w:ind w:left="1069" w:firstLine="0"/>
+        <w:rPr>
+          <w:lang w:eastAsia="es-CO"/>
+        </w:rPr>
+      </w:pPr>
       <w:r>
         <w:rPr>
           <w:b/>
           <w:bCs/>
           <w:lang w:eastAsia="es-CO"/>
         </w:rPr>
-        <w:t>:</w:t>
-      </w:r>
-      <w:r>
-        <w:rPr>
-          <w:lang w:eastAsia="es-CO"/>
-        </w:rPr>
-        <w:t xml:space="preserve"> t</w:t>
-      </w:r>
-      <w:r>
-        <w:rPr>
-          <w:lang w:eastAsia="es-CO"/>
-        </w:rPr>
-        <w:t>raducción de la identidad visual y verbal de la marca al espacio físico.</w:t>
-      </w:r>
-    </w:p>
-    <w:p>
-      <w:pPr>
-        <w:pStyle w:val="Prrafodelista"/>
-        <w:ind w:left="1069" w:firstLine="0"/>
-        <w:rPr>
-          <w:lang w:eastAsia="es-CO"/>
-        </w:rPr>
-      </w:pPr>
-      <w:r>
-        <w:rPr>
-          <w:b/>
-          <w:bCs/>
-          <w:lang w:eastAsia="es-CO"/>
-        </w:rPr>
-        <w:t>Ejemplo</w:t>
-      </w:r>
-      <w:r>
-        <w:rPr>
-          <w:b/>
-          <w:bCs/>
-          <w:lang w:eastAsia="es-CO"/>
-        </w:rPr>
-        <w:t xml:space="preserve">: </w:t>
+        <w:t xml:space="preserve">Ejemplo: </w:t>
       </w:r>
       <w:r>
         <w:rPr>
@@ -6771,53 +6488,37 @@
           <w:bCs/>
           <w:lang w:eastAsia="es-CO"/>
         </w:rPr>
-        <w:t xml:space="preserve"> aplicado</w:t>
-      </w:r>
+        <w:t xml:space="preserve"> aplicado:</w:t>
+      </w:r>
+      <w:r>
+        <w:rPr>
+          <w:lang w:eastAsia="es-CO"/>
+        </w:rPr>
+        <w:t xml:space="preserve"> u</w:t>
+      </w:r>
+      <w:r>
+        <w:rPr>
+          <w:lang w:eastAsia="es-CO"/>
+        </w:rPr>
+        <w:t>so de estímulos que activan respuestas cerebrales positivas hacia la marca.</w:t>
+      </w:r>
+    </w:p>
+    <w:p>
+      <w:pPr>
+        <w:pStyle w:val="Prrafodelista"/>
+        <w:ind w:left="1069" w:firstLine="0"/>
+        <w:rPr>
+          <w:lang w:eastAsia="es-CO"/>
+        </w:rPr>
+      </w:pPr>
       <w:r>
         <w:rPr>
           <w:b/>
           <w:bCs/>
           <w:lang w:eastAsia="es-CO"/>
         </w:rPr>
-        <w:t>:</w:t>
-      </w:r>
-      <w:r>
-        <w:rPr>
-          <w:lang w:eastAsia="es-CO"/>
-        </w:rPr>
-        <w:t xml:space="preserve"> u</w:t>
-      </w:r>
-      <w:r>
-        <w:rPr>
-          <w:lang w:eastAsia="es-CO"/>
-        </w:rPr>
-        <w:t>so de estímulos que activan respuestas cerebrales positivas hacia la marca.</w:t>
-      </w:r>
-    </w:p>
-    <w:p>
-      <w:pPr>
-        <w:pStyle w:val="Prrafodelista"/>
-        <w:ind w:left="1069" w:firstLine="0"/>
-        <w:rPr>
-          <w:lang w:eastAsia="es-CO"/>
-        </w:rPr>
-      </w:pPr>
-      <w:r>
-        <w:rPr>
-          <w:b/>
-          <w:bCs/>
-          <w:lang w:eastAsia="es-CO"/>
-        </w:rPr>
         <w:lastRenderedPageBreak/>
-        <w:t>Ejemplo</w:t>
-      </w:r>
-      <w:r>
-        <w:rPr>
-          <w:b/>
-          <w:bCs/>
-          <w:lang w:eastAsia="es-CO"/>
-        </w:rPr>
-        <w:t>:</w:t>
+        <w:t>Ejemplo:</w:t>
       </w:r>
       <w:r>
         <w:rPr>
@@ -6849,82 +6550,66 @@
           <w:bCs/>
           <w:lang w:eastAsia="es-CO"/>
         </w:rPr>
-        <w:t>Marketing sensorial</w:t>
-      </w:r>
+        <w:t>Marketing sensorial:</w:t>
+      </w:r>
+      <w:r>
+        <w:rPr>
+          <w:lang w:eastAsia="es-CO"/>
+        </w:rPr>
+        <w:t xml:space="preserve"> e</w:t>
+      </w:r>
+      <w:r>
+        <w:rPr>
+          <w:lang w:eastAsia="es-CO"/>
+        </w:rPr>
+        <w:t>stimulación coordinada de los sentidos para reforzar la experiencia de compra.</w:t>
+      </w:r>
+    </w:p>
+    <w:p>
+      <w:pPr>
+        <w:pStyle w:val="Prrafodelista"/>
+        <w:ind w:left="1069" w:firstLine="0"/>
+        <w:rPr>
+          <w:lang w:eastAsia="es-CO"/>
+        </w:rPr>
+      </w:pPr>
       <w:r>
         <w:rPr>
           <w:b/>
           <w:bCs/>
           <w:lang w:eastAsia="es-CO"/>
         </w:rPr>
-        <w:t>:</w:t>
+        <w:t>Ejemplo:</w:t>
       </w:r>
       <w:r>
         <w:rPr>
           <w:lang w:eastAsia="es-CO"/>
         </w:rPr>
-        <w:t xml:space="preserve"> e</w:t>
+        <w:t xml:space="preserve"> a</w:t>
       </w:r>
       <w:r>
         <w:rPr>
           <w:lang w:eastAsia="es-CO"/>
         </w:rPr>
-        <w:t>stimulación coordinada de los sentidos para reforzar la experiencia de compra.</w:t>
-      </w:r>
-    </w:p>
-    <w:p>
-      <w:pPr>
-        <w:pStyle w:val="Prrafodelista"/>
-        <w:ind w:left="1069" w:firstLine="0"/>
+        <w:t xml:space="preserve">roma a pan recién horneado en la sección de panadería; música </w:t>
+      </w:r>
+      <w:r>
+        <w:rPr>
+          <w:rStyle w:val="Extranjerismo"/>
+          <w:lang w:val="es-CO" w:eastAsia="es-CO"/>
+        </w:rPr>
+        <w:t>lounge</w:t>
+      </w:r>
+      <w:r>
         <w:rPr>
           <w:lang w:eastAsia="es-CO"/>
         </w:rPr>
-      </w:pPr>
-      <w:r>
-        <w:rPr>
-          <w:b/>
-          <w:bCs/>
-          <w:lang w:eastAsia="es-CO"/>
-        </w:rPr>
-        <w:t>Ejemplo</w:t>
-      </w:r>
-      <w:r>
-        <w:rPr>
-          <w:b/>
-          <w:bCs/>
-          <w:lang w:eastAsia="es-CO"/>
-        </w:rPr>
-        <w:t>:</w:t>
-      </w:r>
-      <w:r>
-        <w:rPr>
-          <w:lang w:eastAsia="es-CO"/>
-        </w:rPr>
-        <w:t xml:space="preserve"> a</w:t>
-      </w:r>
-      <w:r>
-        <w:rPr>
-          <w:lang w:eastAsia="es-CO"/>
-        </w:rPr>
-        <w:t xml:space="preserve">roma a pan recién horneado en la sección de panadería; música </w:t>
+        <w:t xml:space="preserve"> en zona </w:t>
       </w:r>
       <w:r>
         <w:rPr>
           <w:rStyle w:val="Extranjerismo"/>
-          <w:lang w:eastAsia="es-CO"/>
-        </w:rPr>
-        <w:t>lounge</w:t>
-      </w:r>
-      <w:r>
-        <w:rPr>
-          <w:lang w:eastAsia="es-CO"/>
-        </w:rPr>
-        <w:t xml:space="preserve"> en zona </w:t>
-      </w:r>
-      <w:r>
-        <w:rPr>
-          <w:rStyle w:val="Extranjerismo"/>
-          <w:lang w:eastAsia="es-CO"/>
+          <w:lang w:val="es-CO" w:eastAsia="es-CO"/>
         </w:rPr>
         <w:t>gourmet</w:t>
       </w:r>
@@ -6941,105 +6626,12 @@
         <w:tab/>
         <w:t xml:space="preserve"> </w:t>
       </w:r>
-    </w:p>
-    <w:p>
-      <w:pPr>
-        <w:ind w:firstLine="0"/>
+      <w:r>
         <w:rPr>
           <w:sz w:val="24"/>
           <w:szCs w:val="24"/>
           <w:lang w:eastAsia="es-CO"/>
         </w:rPr>
-      </w:pPr>
-      <w:r>
-        <w:rPr>
-          <w:b/>
-          <w:bCs/>
-          <w:sz w:val="24"/>
-          <w:szCs w:val="24"/>
-          <w:lang w:eastAsia="es-CO"/>
-        </w:rPr>
-        <w:t>Fuente:</w:t>
-      </w:r>
-      <w:r>
-        <w:rPr>
-          <w:sz w:val="24"/>
-          <w:szCs w:val="24"/>
-          <w:lang w:eastAsia="es-CO"/>
-        </w:rPr>
-        <w:t xml:space="preserve"> adaptado de Levy, M., &amp; Weitz, B., 2018;  Kotler, P., &amp; Keller, K., 2022; </w:t>
-      </w:r>
-      <w:proofErr w:type="spellStart"/>
-      <w:r>
-        <w:rPr>
-          <w:sz w:val="24"/>
-          <w:szCs w:val="24"/>
-          <w:lang w:eastAsia="es-CO"/>
-        </w:rPr>
-        <w:t>Plassmann</w:t>
-      </w:r>
-      <w:proofErr w:type="spellEnd"/>
-      <w:r>
-        <w:rPr>
-          <w:sz w:val="24"/>
-          <w:szCs w:val="24"/>
-          <w:lang w:eastAsia="es-CO"/>
-        </w:rPr>
-        <w:t xml:space="preserve">, H., </w:t>
-      </w:r>
-      <w:proofErr w:type="spellStart"/>
-      <w:r>
-        <w:rPr>
-          <w:sz w:val="24"/>
-          <w:szCs w:val="24"/>
-          <w:lang w:eastAsia="es-CO"/>
-        </w:rPr>
-        <w:t>Ramsøy</w:t>
-      </w:r>
-      <w:proofErr w:type="spellEnd"/>
-      <w:r>
-        <w:rPr>
-          <w:sz w:val="24"/>
-          <w:szCs w:val="24"/>
-          <w:lang w:eastAsia="es-CO"/>
-        </w:rPr>
-        <w:t xml:space="preserve">, T., &amp; </w:t>
-      </w:r>
-      <w:proofErr w:type="spellStart"/>
-      <w:r>
-        <w:rPr>
-          <w:sz w:val="24"/>
-          <w:szCs w:val="24"/>
-          <w:lang w:eastAsia="es-CO"/>
-        </w:rPr>
-        <w:t>Milosavljevic</w:t>
-      </w:r>
-      <w:proofErr w:type="spellEnd"/>
-      <w:r>
-        <w:rPr>
-          <w:sz w:val="24"/>
-          <w:szCs w:val="24"/>
-          <w:lang w:eastAsia="es-CO"/>
-        </w:rPr>
-        <w:t>, M., 2015.</w:t>
-      </w:r>
-    </w:p>
-    <w:p>
-      <w:pPr>
-        <w:spacing w:before="0" w:after="160" w:line="259" w:lineRule="auto"/>
-        <w:ind w:firstLine="0"/>
-        <w:rPr>
-          <w:sz w:val="24"/>
-          <w:szCs w:val="24"/>
-          <w:lang w:eastAsia="es-CO"/>
-        </w:rPr>
-      </w:pPr>
-      <w:r>
-        <w:rPr>
-          <w:sz w:val="24"/>
-          <w:szCs w:val="24"/>
-          <w:lang w:eastAsia="es-CO"/>
-        </w:rPr>
         <w:br w:type="page"/>
       </w:r>
     </w:p>
@@ -7047,7 +6639,7 @@
       <w:pPr>
         <w:pStyle w:val="Ttulo1"/>
       </w:pPr>
-      <w:bookmarkStart w:id="13" w:name="_Toc213937002"/>
+      <w:bookmarkStart w:id="13" w:name="_Toc214374314"/>
       <w:r>
         <w:lastRenderedPageBreak/>
         <w:t>Caso de estudio</w:t>
@@ -7084,7 +6676,7 @@
       <w:pPr>
         <w:pStyle w:val="Ttulo2"/>
       </w:pPr>
-      <w:bookmarkStart w:id="14" w:name="_Toc213937003"/>
+      <w:bookmarkStart w:id="14" w:name="_Toc214374315"/>
       <w:r>
         <w:t>4.1 Indentificación del caso</w:t>
       </w:r>
@@ -7211,7 +6803,7 @@
       <w:pPr>
         <w:pStyle w:val="Ttulo2"/>
       </w:pPr>
-      <w:bookmarkStart w:id="15" w:name="_Toc213937004"/>
+      <w:bookmarkStart w:id="15" w:name="_Toc214374316"/>
       <w:r>
         <w:t>4.2 Diagnóstico técnico</w:t>
       </w:r>
@@ -7447,7 +7039,7 @@
       <w:pPr>
         <w:pStyle w:val="Ttulo2"/>
       </w:pPr>
-      <w:bookmarkStart w:id="16" w:name="_Toc213937005"/>
+      <w:bookmarkStart w:id="16" w:name="_Toc214374317"/>
       <w:r>
         <w:t>4.3 Análisis técnico del espacio comercial</w:t>
       </w:r>
@@ -7939,7 +7531,7 @@
       <w:pPr>
         <w:pStyle w:val="Ttulo2"/>
       </w:pPr>
-      <w:bookmarkStart w:id="17" w:name="_Toc213937006"/>
+      <w:bookmarkStart w:id="17" w:name="_Toc214374318"/>
       <w:r>
         <w:t>4.4 Propuesta de intervención estructurada</w:t>
       </w:r>
@@ -7990,9 +7582,17 @@
       </w:pPr>
       <w:r>
         <w:rPr>
-          <w:lang w:val="es-419" w:eastAsia="es-CO"/>
-        </w:rPr>
-        <w:t>Objetivo general: reestructurar el espacio físico y visual del supermercado para maximizar el desempeño de ventas, fortalecer la identidad de marca y aumentar la rotación de productos estratégicos.</w:t>
+          <w:b/>
+          <w:bCs/>
+          <w:lang w:val="es-419" w:eastAsia="es-CO"/>
+        </w:rPr>
+        <w:t>Objetivo general:</w:t>
+      </w:r>
+      <w:r>
+        <w:rPr>
+          <w:lang w:val="es-419" w:eastAsia="es-CO"/>
+        </w:rPr>
+        <w:t xml:space="preserve"> reestructurar el espacio físico y visual del supermercado para maximizar el desempeño de ventas, fortalecer la identidad de marca y aumentar la rotación de productos estratégicos.</w:t>
       </w:r>
     </w:p>
     <w:p>
@@ -8008,6 +7608,8 @@
       </w:pPr>
       <w:r>
         <w:rPr>
+          <w:b/>
+          <w:bCs/>
           <w:lang w:val="es-419" w:eastAsia="es-CO"/>
         </w:rPr>
         <w:lastRenderedPageBreak/>
@@ -8016,6 +7618,8 @@
       <w:r>
         <w:rPr>
           <w:rStyle w:val="Extranjerismo"/>
+          <w:b/>
+          <w:bCs/>
           <w:lang w:val="es-419" w:eastAsia="es-CO"/>
         </w:rPr>
         <w:t>merchandising</w:t>
@@ -8185,6 +7789,7 @@
             <w:r>
               <w:rPr>
                 <w:rStyle w:val="Extranjerismo"/>
+                <w:lang w:val="es-CO"/>
               </w:rPr>
               <w:t xml:space="preserve">layout </w:t>
             </w:r>
@@ -8201,6 +7806,7 @@
             <w:r>
               <w:rPr>
                 <w:rStyle w:val="Extranjerismo"/>
+                <w:lang w:val="es-CO"/>
               </w:rPr>
               <w:t xml:space="preserve"> loop</w:t>
             </w:r>
@@ -8215,6 +7821,7 @@
             <w:r>
               <w:rPr>
                 <w:rStyle w:val="Extranjerismo"/>
+                <w:lang w:val="es-CO"/>
               </w:rPr>
               <w:t xml:space="preserve">racetrack </w:t>
             </w:r>
@@ -8487,6 +8094,7 @@
             <w:r>
               <w:rPr>
                 <w:rStyle w:val="Extranjerismo"/>
+                <w:lang w:val="es-CO"/>
               </w:rPr>
               <w:t>branding</w:t>
             </w:r>
@@ -8500,6 +8108,7 @@
             <w:r>
               <w:rPr>
                 <w:rStyle w:val="Extranjerismo"/>
+                <w:lang w:val="es-CO"/>
               </w:rPr>
               <w:t>slogan</w:t>
             </w:r>
@@ -8629,6 +8238,7 @@
             <w:r>
               <w:rPr>
                 <w:rStyle w:val="Extranjerismo"/>
+                <w:lang w:val="es-CO"/>
               </w:rPr>
               <w:t>snacks,</w:t>
             </w:r>
@@ -8676,7 +8286,7 @@
       <w:pPr>
         <w:pStyle w:val="Ttulo2"/>
       </w:pPr>
-      <w:bookmarkStart w:id="18" w:name="_Toc213937007"/>
+      <w:bookmarkStart w:id="18" w:name="_Toc214374319"/>
       <w:r>
         <w:lastRenderedPageBreak/>
         <w:t>4.5 Viabilidad financiera y operativa del proyecto</w:t>
@@ -9832,7 +9442,7 @@
       <w:pPr>
         <w:pStyle w:val="Ttulo2"/>
       </w:pPr>
-      <w:bookmarkStart w:id="19" w:name="_Toc213937008"/>
+      <w:bookmarkStart w:id="19" w:name="_Toc214374320"/>
       <w:r>
         <w:t>4.6 Recomendaciones de la gerencia</w:t>
       </w:r>
@@ -10024,7 +9634,7 @@
       <w:pPr>
         <w:pStyle w:val="Ttulo2"/>
       </w:pPr>
-      <w:bookmarkStart w:id="20" w:name="_Toc213937009"/>
+      <w:bookmarkStart w:id="20" w:name="_Toc214374321"/>
       <w:r>
         <w:t>4.7 Conclusión</w:t>
       </w:r>
@@ -10090,7 +9700,7 @@
           <w:lang w:val="es-CO"/>
         </w:rPr>
       </w:pPr>
-      <w:bookmarkStart w:id="21" w:name="_Toc213937010"/>
+      <w:bookmarkStart w:id="21" w:name="_Toc214374322"/>
       <w:r>
         <w:rPr>
           <w:lang w:val="es-CO"/>
@@ -10199,19 +9809,21 @@
     </w:p>
     <w:p>
       <w:pPr>
-        <w:rPr>
-          <w:lang w:val="es-419" w:eastAsia="es-CO"/>
-        </w:rPr>
-      </w:pPr>
-      <w:r>
-        <w:rPr>
+        <w:ind w:firstLine="0"/>
+        <w:rPr>
+          <w:lang w:val="es-419" w:eastAsia="es-CO"/>
+        </w:rPr>
+      </w:pPr>
+      <w:r>
+        <w:rPr>
+          <w:noProof/>
           <w:lang w:val="es-419" w:eastAsia="es-CO"/>
         </w:rPr>
         <w:drawing>
-          <wp:inline distT="0" distB="0" distL="0" distR="0" wp14:anchorId="2B143B0A" wp14:editId="546E3A35">
-            <wp:extent cx="5535857" cy="3660594"/>
-            <wp:effectExtent l="0" t="0" r="1905" b="0"/>
-            <wp:docPr id="1144827535" name="Imagen 1" descr="El componente formativo Ejecución del merchandising brinda al aprendiz herramientas para implementar acciones que mejoren la experiencia de compra en el punto de venta. A través de la organización estratégica del espacio, el uso de planogramas, promociones, activaciones y técnicas como el cross merchandising, se fortalece la visibilidad de productos y la conexión con el cliente. Además, se desarrollan habilidades en branding, visual merchandising, neuromarketing y marketing sensorial para potenciar la imagen de marca e influir en la decisión de compra. El aprendiz comprende cómo estructurar exhibiciones primarias y secundarias, ubicar productos de forma estratégica y aplicar estímulos visuales que generen impacto. Todo esto permite responder eficazmente a los objetivos comerciales de las empresas y a las necesidades del consumidor actual."/>
+          <wp:inline distT="0" distB="0" distL="0" distR="0" wp14:anchorId="03B0481D" wp14:editId="4D983113">
+            <wp:extent cx="5527027" cy="3654755"/>
+            <wp:effectExtent l="0" t="0" r="0" b="3175"/>
+            <wp:docPr id="1412030894" name="Imagen 6" descr="El componente formativo Ejecución del merchandising brinda al aprendiz herramientas para implementar acciones que mejoren la experiencia de compra en el punto de venta. A través de la organización estratégica del espacio, el uso de planogramas, promociones, activaciones y técnicas como el cross merchandising, se fortalece la visibilidad de productos y la conexión con el cliente. Además, se desarrollan habilidades en branding, visual merchandising, neuromarketing y marketing sensorial para potenciar la imagen de marca e influir en la decisión de compra. El aprendiz comprende cómo estructurar exhibiciones primarias y secundarias, ubicar productos de forma estratégica y aplicar estímulos visuales que generen impacto. Todo esto permite responder eficazmente a los objetivos comerciales de las empresas y a las necesidades del consumidor actual."/>
             <wp:cNvGraphicFramePr>
               <a:graphicFrameLocks xmlns:a="http://schemas.openxmlformats.org/drawingml/2006/main" noChangeAspect="1"/>
             </wp:cNvGraphicFramePr>
@@ -10219,11 +9831,17 @@
               <a:graphicData uri="http://schemas.openxmlformats.org/drawingml/2006/picture">
                 <pic:pic xmlns:pic="http://schemas.openxmlformats.org/drawingml/2006/picture">
                   <pic:nvPicPr>
-                    <pic:cNvPr id="1144827535" name="Imagen 1" descr="El componente formativo Ejecución del merchandising brinda al aprendiz herramientas para implementar acciones que mejoren la experiencia de compra en el punto de venta. A través de la organización estratégica del espacio, el uso de planogramas, promociones, activaciones y técnicas como el cross merchandising, se fortalece la visibilidad de productos y la conexión con el cliente. Además, se desarrollan habilidades en branding, visual merchandising, neuromarketing y marketing sensorial para potenciar la imagen de marca e influir en la decisión de compra. El aprendiz comprende cómo estructurar exhibiciones primarias y secundarias, ubicar productos de forma estratégica y aplicar estímulos visuales que generen impacto. Todo esto permite responder eficazmente a los objetivos comerciales de las empresas y a las necesidades del consumidor actual."/>
+                    <pic:cNvPr id="1412030894" name="Imagen 6" descr="El componente formativo Ejecución del merchandising brinda al aprendiz herramientas para implementar acciones que mejoren la experiencia de compra en el punto de venta. A través de la organización estratégica del espacio, el uso de planogramas, promociones, activaciones y técnicas como el cross merchandising, se fortalece la visibilidad de productos y la conexión con el cliente. Además, se desarrollan habilidades en branding, visual merchandising, neuromarketing y marketing sensorial para potenciar la imagen de marca e influir en la decisión de compra. El aprendiz comprende cómo estructurar exhibiciones primarias y secundarias, ubicar productos de forma estratégica y aplicar estímulos visuales que generen impacto. Todo esto permite responder eficazmente a los objetivos comerciales de las empresas y a las necesidades del consumidor actual."/>
                     <pic:cNvPicPr/>
                   </pic:nvPicPr>
                   <pic:blipFill>
-                    <a:blip r:embed="rId21"/>
+                    <a:blip r:embed="rId22">
+                      <a:extLst>
+                        <a:ext uri="{28A0092B-C50C-407E-A947-70E740481C1C}">
+                          <a14:useLocalDpi xmlns:a14="http://schemas.microsoft.com/office/drawing/2010/main" val="0"/>
+                        </a:ext>
+                      </a:extLst>
+                    </a:blip>
                     <a:stretch>
                       <a:fillRect/>
                     </a:stretch>
@@ -10231,7 +9849,7 @@
                   <pic:spPr>
                     <a:xfrm>
                       <a:off x="0" y="0"/>
-                      <a:ext cx="5554831" cy="3673141"/>
+                      <a:ext cx="5542562" cy="3665027"/>
                     </a:xfrm>
                     <a:prstGeom prst="rect">
                       <a:avLst/>
@@ -10246,17 +9864,9 @@
     </w:p>
     <w:p>
       <w:pPr>
-        <w:ind w:firstLine="0"/>
-        <w:rPr>
-          <w:lang w:val="es-419" w:eastAsia="es-CO"/>
-        </w:rPr>
-      </w:pPr>
-    </w:p>
-    <w:p>
-      <w:pPr>
         <w:pStyle w:val="Titulosgenerales"/>
       </w:pPr>
-      <w:bookmarkStart w:id="22" w:name="_Toc213937011"/>
+      <w:bookmarkStart w:id="22" w:name="_Toc214374323"/>
       <w:r>
         <w:lastRenderedPageBreak/>
         <w:t>Glosario</w:t>
@@ -10276,7 +9886,10 @@
           <w:b/>
           <w:bCs/>
         </w:rPr>
-        <w:t>: e</w:t>
+        <w:t xml:space="preserve">: </w:t>
+      </w:r>
+      <w:r>
+        <w:t>e</w:t>
       </w:r>
       <w:r>
         <w:t xml:space="preserve">strategia de </w:t>
@@ -10284,6 +9897,7 @@
       <w:r>
         <w:rPr>
           <w:rStyle w:val="Extranjerismo"/>
+          <w:lang w:val="es-CO"/>
         </w:rPr>
         <w:t>marketing</w:t>
       </w:r>
@@ -10307,10 +9921,7 @@
         <w:t xml:space="preserve">: </w:t>
       </w:r>
       <w:r>
-        <w:t>c</w:t>
-      </w:r>
-      <w:r>
-        <w:t>onjunto de elementos sensoriales (música, aromas, iluminación, decoración) que crean una atmósfera específica en el establecimiento.</w:t>
+        <w:t>conjunto de elementos sensoriales (música, aromas, iluminación, decoración) que crean una atmósfera específica en el establecimiento.</w:t>
       </w:r>
     </w:p>
     <w:p>
@@ -10319,6 +9930,7 @@
           <w:rStyle w:val="Extranjerismo"/>
           <w:b/>
           <w:bCs/>
+          <w:lang w:val="es-CO"/>
         </w:rPr>
         <w:t>Branding</w:t>
       </w:r>
@@ -10330,10 +9942,7 @@
         <w:t xml:space="preserve">: </w:t>
       </w:r>
       <w:r>
-        <w:t>p</w:t>
-      </w:r>
-      <w:r>
-        <w:t>roceso de construcción y gestión de la identidad visual, verbal y emocional de una marca.</w:t>
+        <w:t>proceso de construcción y gestión de la identidad visual, verbal y emocional de una marca.</w:t>
       </w:r>
     </w:p>
     <w:p>
@@ -10352,10 +9961,7 @@
         <w:t xml:space="preserve">: </w:t>
       </w:r>
       <w:r>
-        <w:t>a</w:t>
-      </w:r>
-      <w:r>
-        <w:t>grupación de productos que comparten una función o uso similar, facilitando su organización en el punto de venta.</w:t>
+        <w:t>agrupación de productos que comparten una función o uso similar, facilitando su organización en el punto de venta.</w:t>
       </w:r>
     </w:p>
     <w:p>
@@ -10382,6 +9988,7 @@
       <w:r>
         <w:rPr>
           <w:rStyle w:val="Extranjerismo"/>
+          <w:lang w:val="es-CO"/>
         </w:rPr>
         <w:t xml:space="preserve"> layout</w:t>
       </w:r>
@@ -10395,6 +10002,7 @@
           <w:rStyle w:val="Extranjerismo"/>
           <w:b/>
           <w:bCs/>
+          <w:lang w:val="es-CO"/>
         </w:rPr>
         <w:t>Cross merchandising</w:t>
       </w:r>
@@ -10403,6 +10011,7 @@
           <w:rStyle w:val="Extranjerismo"/>
           <w:b/>
           <w:bCs/>
+          <w:lang w:val="es-CO"/>
         </w:rPr>
         <w:t>:</w:t>
       </w:r>
@@ -10537,6 +10146,7 @@
           <w:rStyle w:val="Extranjerismo"/>
           <w:b/>
           <w:bCs/>
+          <w:lang w:val="es-CO"/>
         </w:rPr>
         <w:t>Layout</w:t>
       </w:r>
@@ -10545,6 +10155,7 @@
           <w:rStyle w:val="Extranjerismo"/>
           <w:b/>
           <w:bCs/>
+          <w:lang w:val="es-CO"/>
         </w:rPr>
         <w:t>:</w:t>
       </w:r>
@@ -10568,6 +10179,7 @@
           <w:rStyle w:val="Extranjerismo"/>
           <w:b/>
           <w:bCs/>
+          <w:lang w:val="es-CO"/>
         </w:rPr>
         <w:t>Merchandising</w:t>
       </w:r>
@@ -10576,6 +10188,7 @@
           <w:rStyle w:val="Extranjerismo"/>
           <w:b/>
           <w:bCs/>
+          <w:lang w:val="es-CO"/>
         </w:rPr>
         <w:t>:</w:t>
       </w:r>
@@ -10590,15 +10203,7 @@
         <w:t>c</w:t>
       </w:r>
       <w:r>
-        <w:t xml:space="preserve">onjunto de técnicas orientadas </w:t>
-      </w:r>
-      <w:proofErr w:type="gramStart"/>
-      <w:r>
-        <w:t>a</w:t>
-      </w:r>
-      <w:proofErr w:type="gramEnd"/>
-      <w:r>
-        <w:t xml:space="preserve"> optimizar la presentación del producto en el punto de venta para estimular su rotación.</w:t>
+        <w:t>onjunto de técnicas orientadas a optimizar la presentación del producto en el punto de venta para estimular su rotación.</w:t>
       </w:r>
     </w:p>
     <w:p>
@@ -10607,6 +10212,7 @@
           <w:rStyle w:val="Extranjerismo"/>
           <w:b/>
           <w:bCs/>
+          <w:lang w:val="es-CO"/>
         </w:rPr>
         <w:t>Neuromarketing</w:t>
       </w:r>
@@ -10626,6 +10232,7 @@
       <w:r>
         <w:rPr>
           <w:rStyle w:val="Extranjerismo"/>
+          <w:lang w:val="es-CO"/>
         </w:rPr>
         <w:t>marketing</w:t>
       </w:r>
@@ -10668,6 +10275,7 @@
           <w:rStyle w:val="Extranjerismo"/>
           <w:b/>
           <w:bCs/>
+          <w:lang w:val="es-CO"/>
         </w:rPr>
         <w:t>Point of Purchase</w:t>
       </w:r>
@@ -10764,6 +10372,7 @@
           <w:rStyle w:val="Extranjerismo"/>
           <w:b/>
           <w:bCs/>
+          <w:lang w:val="es-CO"/>
         </w:rPr>
         <w:t>Visual merchandising</w:t>
       </w:r>
@@ -10772,6 +10381,7 @@
           <w:rStyle w:val="Extranjerismo"/>
           <w:b/>
           <w:bCs/>
+          <w:lang w:val="es-CO"/>
         </w:rPr>
         <w:t>:</w:t>
       </w:r>
@@ -10791,6 +10401,7 @@
       <w:r>
         <w:rPr>
           <w:rStyle w:val="Extranjerismo"/>
+          <w:lang w:val="es-CO"/>
         </w:rPr>
         <w:t>merchandising</w:t>
       </w:r>
@@ -10810,7 +10421,7 @@
       <w:pPr>
         <w:pStyle w:val="Titulosgenerales"/>
       </w:pPr>
-      <w:bookmarkStart w:id="23" w:name="_Toc213937012"/>
+      <w:bookmarkStart w:id="23" w:name="_Toc214374324"/>
       <w:r>
         <w:lastRenderedPageBreak/>
         <w:t>Material complementario</w:t>
@@ -11007,7 +10618,7 @@
                 <w:lang w:val="es-419" w:eastAsia="es-CO"/>
               </w:rPr>
             </w:pPr>
-            <w:hyperlink r:id="rId22" w:history="1">
+            <w:hyperlink r:id="rId23" w:history="1">
               <w:r>
                 <w:rPr>
                   <w:rStyle w:val="Hipervnculo"/>
@@ -11055,6 +10666,7 @@
             <w:r>
               <w:rPr>
                 <w:rStyle w:val="Extranjerismo"/>
+                <w:lang w:val="es-CO"/>
               </w:rPr>
               <w:t>American Retails</w:t>
             </w:r>
@@ -11072,6 +10684,7 @@
             <w:r>
               <w:rPr>
                 <w:rStyle w:val="Extranjerismo"/>
+                <w:lang w:val="es-CO"/>
               </w:rPr>
               <w:t>visual merchandising</w:t>
             </w:r>
@@ -11121,7 +10734,7 @@
                 <w:lang w:val="es-419" w:eastAsia="es-CO"/>
               </w:rPr>
             </w:pPr>
-            <w:hyperlink r:id="rId23" w:tgtFrame="_new" w:history="1">
+            <w:hyperlink r:id="rId24" w:tgtFrame="_new" w:history="1">
               <w:r>
                 <w:rPr>
                   <w:rStyle w:val="Hipervnculo"/>
@@ -11197,6 +10810,7 @@
             <w:r>
               <w:rPr>
                 <w:rStyle w:val="Extranjerismo"/>
+                <w:lang w:val="es-CO"/>
               </w:rPr>
               <w:t>cross category</w:t>
             </w:r>
@@ -11239,7 +10853,7 @@
                 <w:lang w:val="es-419" w:eastAsia="es-CO"/>
               </w:rPr>
             </w:pPr>
-            <w:hyperlink r:id="rId24" w:history="1">
+            <w:hyperlink r:id="rId25" w:history="1">
               <w:r>
                 <w:rPr>
                   <w:rStyle w:val="Hipervnculo"/>
@@ -11294,6 +10908,7 @@
             <w:r>
               <w:rPr>
                 <w:rStyle w:val="Extranjerismo"/>
+                <w:lang w:val="es-CO"/>
               </w:rPr>
               <w:t xml:space="preserve">merchandising </w:t>
             </w:r>
@@ -11367,7 +10982,7 @@
                 <w:lang w:val="es-419" w:eastAsia="es-CO"/>
               </w:rPr>
             </w:pPr>
-            <w:hyperlink r:id="rId25" w:tgtFrame="_new" w:history="1">
+            <w:hyperlink r:id="rId26" w:tgtFrame="_new" w:history="1">
               <w:r>
                 <w:rPr>
                   <w:rStyle w:val="Hipervnculo"/>
@@ -11383,7 +10998,7 @@
       <w:pPr>
         <w:pStyle w:val="Titulosgenerales"/>
       </w:pPr>
-      <w:bookmarkStart w:id="24" w:name="_Toc213937013"/>
+      <w:bookmarkStart w:id="24" w:name="_Toc214374325"/>
       <w:r>
         <w:lastRenderedPageBreak/>
         <w:t>Referencias bibliográficas</w:t>
@@ -11407,7 +11022,7 @@
         </w:rPr>
         <w:t xml:space="preserve">Cámara de comercio de valencia (2022). Conceptos básicos de escaparatismo. </w:t>
       </w:r>
-      <w:hyperlink r:id="rId26" w:history="1">
+      <w:hyperlink r:id="rId27" w:history="1">
         <w:r>
           <w:rPr>
             <w:rStyle w:val="Hipervnculo"/>
@@ -11421,7 +11036,7 @@
       <w:pPr>
         <w:rPr>
           <w:color w:val="000000" w:themeColor="text1"/>
-          <w:lang w:val="en-US" w:eastAsia="es-CO"/>
+          <w:lang w:eastAsia="es-CO"/>
         </w:rPr>
       </w:pPr>
       <w:r>
@@ -11434,7 +11049,7 @@
       <w:r>
         <w:rPr>
           <w:rStyle w:val="Extranjerismo"/>
-          <w:lang w:eastAsia="es-CO"/>
+          <w:lang w:val="es-CO" w:eastAsia="es-CO"/>
         </w:rPr>
         <w:t>Visual merchandising</w:t>
       </w:r>
@@ -11445,11 +11060,11 @@
         </w:rPr>
         <w:t xml:space="preserve"> (2016). Editorial Gustavo Gili. </w:t>
       </w:r>
-      <w:hyperlink r:id="rId27" w:history="1">
+      <w:hyperlink r:id="rId28" w:history="1">
         <w:r>
           <w:rPr>
             <w:rStyle w:val="Hipervnculo"/>
-            <w:lang w:val="en-US" w:eastAsia="es-CO"/>
+            <w:lang w:eastAsia="es-CO"/>
           </w:rPr>
           <w:t>https://editorialgg.com/media/catalog/product/9/7/9788425228681_inside.pdf</w:t>
         </w:r>
@@ -11465,7 +11080,7 @@
       <w:r>
         <w:rPr>
           <w:color w:val="000000" w:themeColor="text1"/>
-          <w:lang w:val="en-US" w:eastAsia="es-CO"/>
+          <w:lang w:eastAsia="es-CO"/>
         </w:rPr>
         <w:t xml:space="preserve">Kotler, P., &amp; Armstrong, G. (2021). </w:t>
       </w:r>
@@ -11479,7 +11094,7 @@
       <w:r>
         <w:rPr>
           <w:rStyle w:val="Extranjerismo"/>
-          <w:lang w:eastAsia="es-CO"/>
+          <w:lang w:val="es-CO" w:eastAsia="es-CO"/>
         </w:rPr>
         <w:t>marketing</w:t>
       </w:r>
@@ -11497,7 +11112,7 @@
         </w:rPr>
         <w:t xml:space="preserve">Pearson. </w:t>
       </w:r>
-      <w:hyperlink r:id="rId28" w:history="1">
+      <w:hyperlink r:id="rId29" w:history="1">
         <w:r>
           <w:rPr>
             <w:rStyle w:val="Hipervnculo"/>
@@ -11524,7 +11139,7 @@
       <w:r>
         <w:rPr>
           <w:rStyle w:val="Extranjerismo"/>
-          <w:lang w:eastAsia="es-CO"/>
+          <w:lang w:val="es-CO" w:eastAsia="es-CO"/>
         </w:rPr>
         <w:t>Merchandising</w:t>
       </w:r>
@@ -11535,7 +11150,7 @@
         </w:rPr>
         <w:t xml:space="preserve"> (2017). Fundación Universitaria del Área Andina. </w:t>
       </w:r>
-      <w:hyperlink r:id="rId29" w:history="1">
+      <w:hyperlink r:id="rId30" w:history="1">
         <w:r>
           <w:rPr>
             <w:rStyle w:val="Hipervnculo"/>
@@ -11562,7 +11177,7 @@
       <w:r>
         <w:rPr>
           <w:rStyle w:val="Extranjerismo"/>
-          <w:lang w:eastAsia="es-CO"/>
+          <w:lang w:val="es-CO" w:eastAsia="es-CO"/>
         </w:rPr>
         <w:t xml:space="preserve">Merchandising </w:t>
       </w:r>
@@ -11573,7 +11188,7 @@
         </w:rPr>
         <w:t xml:space="preserve">(1.ª ed.). ECOE Ediciones. </w:t>
       </w:r>
-      <w:hyperlink r:id="rId30" w:history="1">
+      <w:hyperlink r:id="rId31" w:history="1">
         <w:r>
           <w:rPr>
             <w:rStyle w:val="Hipervnculo"/>
@@ -11600,7 +11215,7 @@
       <w:r>
         <w:rPr>
           <w:rStyle w:val="Extranjerismo"/>
-          <w:lang w:eastAsia="es-CO"/>
+          <w:lang w:val="es-CO" w:eastAsia="es-CO"/>
         </w:rPr>
         <w:t>merchandising</w:t>
       </w:r>
@@ -11618,7 +11233,7 @@
         </w:rPr>
         <w:tab/>
       </w:r>
-      <w:hyperlink r:id="rId31" w:history="1">
+      <w:hyperlink r:id="rId32" w:history="1">
         <w:r>
           <w:rPr>
             <w:rStyle w:val="Hipervnculo"/>
@@ -11663,7 +11278,7 @@
       <w:pPr>
         <w:pStyle w:val="Titulosgenerales"/>
       </w:pPr>
-      <w:bookmarkStart w:id="25" w:name="_Toc213937014"/>
+      <w:bookmarkStart w:id="25" w:name="_Toc214374326"/>
       <w:r>
         <w:lastRenderedPageBreak/>
         <w:t>C</w:t>
@@ -12733,8 +12348,8 @@
       </w:pPr>
     </w:p>
     <w:sectPr>
-      <w:headerReference w:type="default" r:id="rId32"/>
-      <w:footerReference w:type="default" r:id="rId33"/>
+      <w:headerReference w:type="default" r:id="rId33"/>
+      <w:footerReference w:type="default" r:id="rId34"/>
       <w:pgSz w:w="12240" w:h="15840"/>
       <w:pgMar w:top="1701" w:right="1134" w:bottom="1134" w:left="1134" w:header="709" w:footer="737" w:gutter="0"/>
       <w:pgNumType w:start="1"/>
@@ -12907,7 +12522,7 @@
                   <v:stroke joinstyle="miter"/>
                   <v:path gradientshapeok="t" o:connecttype="rect"/>
                 </v:shapetype>
-                <v:shape id="_x0000_s1027" type="#_x0000_t202" alt="&quot;&quot;" style="position:absolute;left:0;text-align:left;margin-left:16.1pt;margin-top:.65pt;width:455.15pt;height:41.4pt;z-index:251661312;visibility:visible;mso-wrap-style:square;mso-width-percent:0;mso-height-percent:0;mso-wrap-distance-left:9pt;mso-wrap-distance-top:3.6pt;mso-wrap-distance-right:9pt;mso-wrap-distance-bottom:3.6pt;mso-position-horizontal:absolute;mso-position-horizontal-relative:text;mso-position-vertical:absolute;mso-position-vertical-relative:text;mso-width-percent:0;mso-height-percent:0;mso-width-relative:margin;mso-height-relative:margin;v-text-anchor:top" o:gfxdata="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" stroked="f">
+                <v:shape id="_x0000_s1027" type="#_x0000_t202" alt="&quot;&quot;" style="position:absolute;left:0;text-align:left;margin-left:16.1pt;margin-top:.65pt;width:455.15pt;height:41.4pt;z-index:251661312;visibility:visible;mso-wrap-style:square;mso-width-percent:0;mso-height-percent:0;mso-wrap-distance-left:9pt;mso-wrap-distance-top:3.6pt;mso-wrap-distance-right:9pt;mso-wrap-distance-bottom:3.6pt;mso-position-horizontal:absolute;mso-position-horizontal-relative:text;mso-position-vertical:absolute;mso-position-vertical-relative:text;mso-width-percent:0;mso-height-percent:0;mso-width-relative:margin;mso-height-relative:margin;v-text-anchor:top" o:gfxdata="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" stroked="f">
                   <v:textbox>
                     <w:txbxContent>
                       <w:p>
@@ -25989,23 +25604,8 @@
 </file>
 
 <file path=customXml/item2.xml><?xml version="1.0" encoding="utf-8"?>
-<p:properties xmlns:p="http://schemas.microsoft.com/office/2006/metadata/properties" xmlns:xsi="http://www.w3.org/2001/XMLSchema-instance" xmlns:pc="http://schemas.microsoft.com/office/infopath/2007/PartnerControls">
-  <documentManagement>
-    <TaxCatchAll xmlns="adccf511-daff-4bcb-9072-914cedbf4c7e" xsi:nil="true"/>
-    <lcf76f155ced4ddcb4097134ff3c332f xmlns="a70d3c18-0869-45a1-9f75-4b4b8f0f32be">
-      <Terms xmlns="http://schemas.microsoft.com/office/infopath/2007/PartnerControls"/>
-    </lcf76f155ced4ddcb4097134ff3c332f>
-  </documentManagement>
-</p:properties>
-</file>
-
-<file path=customXml/item3.xml><?xml version="1.0" encoding="utf-8"?>
-<b:Sources xmlns:b="http://schemas.openxmlformats.org/officeDocument/2006/bibliography" xmlns="http://schemas.openxmlformats.org/officeDocument/2006/bibliography" SelectedStyle="\APASixthEditionOfficeOnline.xsl" StyleName="APA" Version="6"/>
-</file>
-
-<file path=customXml/item4.xml><?xml version="1.0" encoding="utf-8"?>
-<ct:contentTypeSchema xmlns:ct="http://schemas.microsoft.com/office/2006/metadata/contentType" xmlns:ma="http://schemas.microsoft.com/office/2006/metadata/properties/metaAttributes" ct:_="" ma:_="" ma:contentTypeName="Documento" ma:contentTypeID="0x010100FC2B1768DD5A774EB396CCAB0DE361C1" ma:contentTypeVersion="12" ma:contentTypeDescription="Crear nuevo documento." ma:contentTypeScope="" ma:versionID="d4a546b22d2924edabf51241cf3422b8">
-  <xsd:schema xmlns:xsd="http://www.w3.org/2001/XMLSchema" xmlns:xs="http://www.w3.org/2001/XMLSchema" xmlns:p="http://schemas.microsoft.com/office/2006/metadata/properties" xmlns:ns2="a70d3c18-0869-45a1-9f75-4b4b8f0f32be" xmlns:ns3="adccf511-daff-4bcb-9072-914cedbf4c7e" targetNamespace="http://schemas.microsoft.com/office/2006/metadata/properties" ma:root="true" ma:fieldsID="e29002b2d9ca820e89c57fc59ec70c79" ns2:_="" ns3:_="">
+<ct:contentTypeSchema xmlns:ct="http://schemas.microsoft.com/office/2006/metadata/contentType" xmlns:ma="http://schemas.microsoft.com/office/2006/metadata/properties/metaAttributes" ct:_="" ma:_="" ma:contentTypeName="Documento" ma:contentTypeID="0x010100FC2B1768DD5A774EB396CCAB0DE361C1" ma:contentTypeVersion="12" ma:contentTypeDescription="Crear nuevo documento." ma:contentTypeScope="" ma:versionID="cb0e967054766e77e9abf3380aaec2f9">
+  <xsd:schema xmlns:xsd="http://www.w3.org/2001/XMLSchema" xmlns:xs="http://www.w3.org/2001/XMLSchema" xmlns:p="http://schemas.microsoft.com/office/2006/metadata/properties" xmlns:ns2="a70d3c18-0869-45a1-9f75-4b4b8f0f32be" xmlns:ns3="adccf511-daff-4bcb-9072-914cedbf4c7e" targetNamespace="http://schemas.microsoft.com/office/2006/metadata/properties" ma:root="true" ma:fieldsID="e7d77fbbcf22647d83eeb28c82daf0af" ns2:_="" ns3:_="">
     <xsd:import namespace="a70d3c18-0869-45a1-9f75-4b4b8f0f32be"/>
     <xsd:import namespace="adccf511-daff-4bcb-9072-914cedbf4c7e"/>
     <xsd:element name="properties">
@@ -26204,6 +25804,21 @@
 </ct:contentTypeSchema>
 </file>
 
+<file path=customXml/item3.xml><?xml version="1.0" encoding="utf-8"?>
+<b:Sources xmlns:b="http://schemas.openxmlformats.org/officeDocument/2006/bibliography" xmlns="http://schemas.openxmlformats.org/officeDocument/2006/bibliography" SelectedStyle="\APASixthEditionOfficeOnline.xsl" StyleName="APA" Version="6"/>
+</file>
+
+<file path=customXml/item4.xml><?xml version="1.0" encoding="utf-8"?>
+<p:properties xmlns:p="http://schemas.microsoft.com/office/2006/metadata/properties" xmlns:xsi="http://www.w3.org/2001/XMLSchema-instance" xmlns:pc="http://schemas.microsoft.com/office/infopath/2007/PartnerControls">
+  <documentManagement>
+    <TaxCatchAll xmlns="adccf511-daff-4bcb-9072-914cedbf4c7e" xsi:nil="true"/>
+    <lcf76f155ced4ddcb4097134ff3c332f xmlns="a70d3c18-0869-45a1-9f75-4b4b8f0f32be">
+      <Terms xmlns="http://schemas.microsoft.com/office/infopath/2007/PartnerControls"/>
+    </lcf76f155ced4ddcb4097134ff3c332f>
+  </documentManagement>
+</p:properties>
+</file>
+
 <file path=customXml/itemProps1.xml><?xml version="1.0" encoding="utf-8"?>
 <ds:datastoreItem xmlns:ds="http://schemas.openxmlformats.org/officeDocument/2006/customXml" ds:itemID="{81CBDEC1-3B00-44ED-AD36-0268077980BA}">
   <ds:schemaRefs>
@@ -26213,12 +25828,20 @@
 </file>
 
 <file path=customXml/itemProps2.xml><?xml version="1.0" encoding="utf-8"?>
-<ds:datastoreItem xmlns:ds="http://schemas.openxmlformats.org/officeDocument/2006/customXml" ds:itemID="{6929C9FE-9F22-4B98-96EF-1B541B3BD0B2}">
+<ds:datastoreItem xmlns:ds="http://schemas.openxmlformats.org/officeDocument/2006/customXml" ds:itemID="{1DC2FCB1-759F-400B-8BB2-8C9C936250C6}">
   <ds:schemaRefs>
+    <ds:schemaRef ds:uri="http://schemas.microsoft.com/office/2006/metadata/contentType"/>
+    <ds:schemaRef ds:uri="http://schemas.microsoft.com/office/2006/metadata/properties/metaAttributes"/>
+    <ds:schemaRef ds:uri="http://www.w3.org/2001/XMLSchema"/>
     <ds:schemaRef ds:uri="http://schemas.microsoft.com/office/2006/metadata/properties"/>
+    <ds:schemaRef ds:uri="a70d3c18-0869-45a1-9f75-4b4b8f0f32be"/>
+    <ds:schemaRef ds:uri="adccf511-daff-4bcb-9072-914cedbf4c7e"/>
+    <ds:schemaRef ds:uri="http://schemas.microsoft.com/office/2006/documentManagement/types"/>
     <ds:schemaRef ds:uri="http://schemas.microsoft.com/office/infopath/2007/PartnerControls"/>
-    <ds:schemaRef ds:uri="cb45339b-ced9-4d0d-8f64-77573914d53b"/>
-    <ds:schemaRef ds:uri="43a3ca16-9c26-4813-b83f-4aec9927b43f"/>
+    <ds:schemaRef ds:uri="http://schemas.openxmlformats.org/package/2006/metadata/core-properties"/>
+    <ds:schemaRef ds:uri="http://purl.org/dc/elements/1.1/"/>
+    <ds:schemaRef ds:uri="http://purl.org/dc/terms/"/>
+    <ds:schemaRef ds:uri="http://schemas.microsoft.com/internal/obd"/>
   </ds:schemaRefs>
 </ds:datastoreItem>
 </file>
@@ -26232,5 +25855,12 @@
 </file>
 
 <file path=customXml/itemProps4.xml><?xml version="1.0" encoding="utf-8"?>
-<ds:datastoreItem xmlns:ds="http://schemas.openxmlformats.org/officeDocument/2006/customXml" ds:itemID="{C5D78EE7-1177-4BE2-A94C-DF3F91E5B811}"/>
+<ds:datastoreItem xmlns:ds="http://schemas.openxmlformats.org/officeDocument/2006/customXml" ds:itemID="{6929C9FE-9F22-4B98-96EF-1B541B3BD0B2}">
+  <ds:schemaRefs>
+    <ds:schemaRef ds:uri="http://schemas.microsoft.com/office/2006/metadata/properties"/>
+    <ds:schemaRef ds:uri="http://schemas.microsoft.com/office/infopath/2007/PartnerControls"/>
+    <ds:schemaRef ds:uri="adccf511-daff-4bcb-9072-914cedbf4c7e"/>
+    <ds:schemaRef ds:uri="a70d3c18-0869-45a1-9f75-4b4b8f0f32be"/>
+  </ds:schemaRefs>
+</ds:datastoreItem>
 </file>
--- a/fuentes/CFA2_63110192_DU.docx
+++ b/fuentes/CFA2_63110192_DU.docx
@@ -90,7 +90,7 @@
           </mc:Choice>
           <mc:Fallback>
             <w:pict>
-              <v:rect w14:anchorId="081AE8B1" id="Rectángulo 3" o:spid="_x0000_s1026" alt="&quot;&quot;" style="position:absolute;margin-left:-67.4pt;margin-top:31.4pt;width:622.3pt;height:204pt;z-index:-251656192;visibility:visible;mso-wrap-style:square;mso-width-percent:0;mso-height-percent:0;mso-wrap-distance-left:9pt;mso-wrap-distance-top:0;mso-wrap-distance-right:9pt;mso-wrap-distance-bottom:0;mso-position-horizontal:absolute;mso-position-horizontal-relative:text;mso-position-vertical:absolute;mso-position-vertical-relative:text;mso-width-percent:0;mso-height-percent:0;mso-width-relative:margin;mso-height-relative:margin;v-text-anchor:middle" o:gfxdata="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" fillcolor="#00314d" stroked="f" strokeweight="1pt"/>
+              <v:rect w14:anchorId="081AE8B1" id="Rectángulo 3" o:spid="_x0000_s1026" alt="&quot;&quot;" style="position:absolute;margin-left:-67.4pt;margin-top:31.4pt;width:622.3pt;height:204pt;z-index:-251656192;visibility:visible;mso-wrap-style:square;mso-width-percent:0;mso-height-percent:0;mso-wrap-distance-left:9pt;mso-wrap-distance-top:0;mso-wrap-distance-right:9pt;mso-wrap-distance-bottom:0;mso-position-horizontal:absolute;mso-position-horizontal-relative:text;mso-position-vertical:absolute;mso-position-vertical-relative:text;mso-width-percent:0;mso-height-percent:0;mso-width-relative:margin;mso-height-relative:margin;v-text-anchor:middle" o:gfxdata="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" fillcolor="#00314d" stroked="f" strokeweight="1pt"/>
             </w:pict>
           </mc:Fallback>
         </mc:AlternateContent>
@@ -252,6 +252,7 @@
                               </w:rPr>
                               <w:t xml:space="preserve"> del </w:t>
                             </w:r>
+                            <w:proofErr w:type="spellStart"/>
                             <w:r>
                               <w:rPr>
                                 <w:rStyle w:val="Extranjerismo"/>
@@ -259,6 +260,7 @@
                               </w:rPr>
                               <w:t>merchandising</w:t>
                             </w:r>
+                            <w:proofErr w:type="spellEnd"/>
                           </w:p>
                         </w:txbxContent>
                       </wps:txbx>
@@ -283,7 +285,7 @@
                 <v:stroke joinstyle="miter"/>
                 <v:path gradientshapeok="t" o:connecttype="rect"/>
               </v:shapetype>
-              <v:shape id="Cuadro de texto 2" o:spid="_x0000_s1026" type="#_x0000_t202" alt="&quot;&quot;" style="position:absolute;left:0;text-align:left;margin-left:-14.2pt;margin-top:33.5pt;width:488.95pt;height:143.25pt;z-index:251662336;visibility:visible;mso-wrap-style:square;mso-width-percent:0;mso-height-percent:0;mso-wrap-distance-left:9pt;mso-wrap-distance-top:3.6pt;mso-wrap-distance-right:9pt;mso-wrap-distance-bottom:3.6pt;mso-position-horizontal:absolute;mso-position-horizontal-relative:text;mso-position-vertical:absolute;mso-position-vertical-relative:text;mso-width-percent:0;mso-height-percent:0;mso-width-relative:margin;mso-height-relative:margin;v-text-anchor:top" o:gfxdata="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" filled="f" stroked="f">
+              <v:shape id="Cuadro de texto 2" o:spid="_x0000_s1026" type="#_x0000_t202" alt="&quot;&quot;" style="position:absolute;left:0;text-align:left;margin-left:-14.2pt;margin-top:33.5pt;width:488.95pt;height:143.25pt;z-index:251662336;visibility:visible;mso-wrap-style:square;mso-width-percent:0;mso-height-percent:0;mso-wrap-distance-left:9pt;mso-wrap-distance-top:3.6pt;mso-wrap-distance-right:9pt;mso-wrap-distance-bottom:3.6pt;mso-position-horizontal:absolute;mso-position-horizontal-relative:text;mso-position-vertical:absolute;mso-position-vertical-relative:text;mso-width-percent:0;mso-height-percent:0;mso-width-relative:margin;mso-height-relative:margin;v-text-anchor:top" o:gfxdata="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" filled="f" stroked="f">
                 <v:textbox>
                   <w:txbxContent>
                     <w:p>
@@ -306,6 +308,7 @@
                         </w:rPr>
                         <w:t xml:space="preserve"> del </w:t>
                       </w:r>
+                      <w:proofErr w:type="spellStart"/>
                       <w:r>
                         <w:rPr>
                           <w:rStyle w:val="Extranjerismo"/>
@@ -313,6 +316,7 @@
                         </w:rPr>
                         <w:t>merchandising</w:t>
                       </w:r>
+                      <w:proofErr w:type="spellEnd"/>
                     </w:p>
                   </w:txbxContent>
                 </v:textbox>
@@ -3290,10 +3294,10 @@
           <w:lang w:val="es-419" w:eastAsia="es-CO"/>
         </w:rPr>
         <w:drawing>
-          <wp:inline distT="0" distB="0" distL="0" distR="0" wp14:anchorId="27321BDF" wp14:editId="42ED473C">
+          <wp:inline distT="0" distB="0" distL="0" distR="0" wp14:anchorId="27321BDF" wp14:editId="53A50256">
             <wp:extent cx="5667154" cy="2673883"/>
             <wp:effectExtent l="0" t="0" r="0" b="6350"/>
-            <wp:docPr id="258328582" name="Imagen 1" descr="En la figura 1 se muestra  como es el layout tipo Grid (rejilla), desarrollado en un supermercado, supentienda o tienda."/>
+            <wp:docPr id="258328582" name="Imagen 1" descr="En la figura 1 se muestra  como es el layout tipo Grid (rejilla), desarrollado en un supermercado, supertienda o tienda."/>
             <wp:cNvGraphicFramePr>
               <a:graphicFrameLocks xmlns:a="http://schemas.openxmlformats.org/drawingml/2006/main" noChangeAspect="1"/>
             </wp:cNvGraphicFramePr>
@@ -3301,7 +3305,7 @@
               <a:graphicData uri="http://schemas.openxmlformats.org/drawingml/2006/picture">
                 <pic:pic xmlns:pic="http://schemas.openxmlformats.org/drawingml/2006/picture">
                   <pic:nvPicPr>
-                    <pic:cNvPr id="258328582" name="Imagen 1" descr="En la figura 1 se muestra  como es el layout tipo Grid (rejilla), desarrollado en un supermercado, supentienda o tienda."/>
+                    <pic:cNvPr id="258328582" name="Imagen 1" descr="En la figura 1 se muestra  como es el layout tipo Grid (rejilla), desarrollado en un supermercado, supertienda o tienda."/>
                     <pic:cNvPicPr/>
                   </pic:nvPicPr>
                   <pic:blipFill>
@@ -3741,15 +3745,54 @@
         </w:rPr>
         <w:t xml:space="preserve">Ver video: </w:t>
       </w:r>
-      <w:hyperlink r:id="rId17" w:history="1">
-        <w:r>
-          <w:rPr>
-            <w:rStyle w:val="Hipervnculo"/>
-            <w:lang w:val="es-419" w:eastAsia="es-CO"/>
-          </w:rPr>
-          <w:t>https://www.youtube.com/watch?v=kvg9VOYCISY</w:t>
-        </w:r>
-      </w:hyperlink>
+      <w:r>
+        <w:rPr>
+          <w:lang w:val="es-419" w:eastAsia="es-CO"/>
+        </w:rPr>
+        <w:fldChar w:fldCharType="begin"/>
+      </w:r>
+      <w:r>
+        <w:rPr>
+          <w:lang w:val="es-419" w:eastAsia="es-CO"/>
+        </w:rPr>
+        <w:instrText>HYPERLINK "</w:instrText>
+      </w:r>
+      <w:r>
+        <w:rPr>
+          <w:lang w:val="es-419" w:eastAsia="es-CO"/>
+        </w:rPr>
+        <w:instrText>https://www.youtube.com/watch?v=kvg9VOYCISY</w:instrText>
+      </w:r>
+      <w:r>
+        <w:rPr>
+          <w:lang w:val="es-419" w:eastAsia="es-CO"/>
+        </w:rPr>
+        <w:instrText>"</w:instrText>
+      </w:r>
+      <w:r>
+        <w:rPr>
+          <w:lang w:val="es-419" w:eastAsia="es-CO"/>
+        </w:rPr>
+      </w:r>
+      <w:r>
+        <w:rPr>
+          <w:lang w:val="es-419" w:eastAsia="es-CO"/>
+        </w:rPr>
+        <w:fldChar w:fldCharType="separate"/>
+      </w:r>
+      <w:r>
+        <w:rPr>
+          <w:rStyle w:val="Hipervnculo"/>
+          <w:lang w:val="es-419" w:eastAsia="es-CO"/>
+        </w:rPr>
+        <w:t>https://www.youtube.com/watch?v=kvg9VOYCISY</w:t>
+      </w:r>
+      <w:r>
+        <w:rPr>
+          <w:lang w:val="es-419" w:eastAsia="es-CO"/>
+        </w:rPr>
+        <w:fldChar w:fldCharType="end"/>
+      </w:r>
       <w:r>
         <w:rPr>
           <w:lang w:val="es-419" w:eastAsia="es-CO"/>
@@ -4583,7 +4626,7 @@
                     <pic:cNvPicPr/>
                   </pic:nvPicPr>
                   <pic:blipFill>
-                    <a:blip r:embed="rId18"/>
+                    <a:blip r:embed="rId17"/>
                     <a:stretch>
                       <a:fillRect/>
                     </a:stretch>
@@ -4728,7 +4771,7 @@
                     <pic:cNvPicPr/>
                   </pic:nvPicPr>
                   <pic:blipFill>
-                    <a:blip r:embed="rId19"/>
+                    <a:blip r:embed="rId18"/>
                     <a:stretch>
                       <a:fillRect/>
                     </a:stretch>
@@ -5091,7 +5134,7 @@
                     <pic:cNvPicPr/>
                   </pic:nvPicPr>
                   <pic:blipFill>
-                    <a:blip r:embed="rId20">
+                    <a:blip r:embed="rId19">
                       <a:extLst>
                         <a:ext uri="{28A0092B-C50C-407E-A947-70E740481C1C}">
                           <a14:useLocalDpi xmlns:a14="http://schemas.microsoft.com/office/drawing/2010/main" val="0"/>
@@ -5430,7 +5473,7 @@
       <w:r>
         <w:t xml:space="preserve"> y ventas impulsivas: </w:t>
       </w:r>
-      <w:hyperlink r:id="rId21" w:history="1">
+      <w:hyperlink r:id="rId20" w:history="1">
         <w:r>
           <w:rPr>
             <w:rStyle w:val="Hipervnculo"/>
@@ -9835,7 +9878,7 @@
                     <pic:cNvPicPr/>
                   </pic:nvPicPr>
                   <pic:blipFill>
-                    <a:blip r:embed="rId22">
+                    <a:blip r:embed="rId21">
                       <a:extLst>
                         <a:ext uri="{28A0092B-C50C-407E-A947-70E740481C1C}">
                           <a14:useLocalDpi xmlns:a14="http://schemas.microsoft.com/office/drawing/2010/main" val="0"/>
@@ -10618,7 +10661,7 @@
                 <w:lang w:val="es-419" w:eastAsia="es-CO"/>
               </w:rPr>
             </w:pPr>
-            <w:hyperlink r:id="rId23" w:history="1">
+            <w:hyperlink r:id="rId22" w:history="1">
               <w:r>
                 <w:rPr>
                   <w:rStyle w:val="Hipervnculo"/>
@@ -10734,7 +10777,7 @@
                 <w:lang w:val="es-419" w:eastAsia="es-CO"/>
               </w:rPr>
             </w:pPr>
-            <w:hyperlink r:id="rId24" w:tgtFrame="_new" w:history="1">
+            <w:hyperlink r:id="rId23" w:tgtFrame="_new" w:history="1">
               <w:r>
                 <w:rPr>
                   <w:rStyle w:val="Hipervnculo"/>
@@ -10853,7 +10896,7 @@
                 <w:lang w:val="es-419" w:eastAsia="es-CO"/>
               </w:rPr>
             </w:pPr>
-            <w:hyperlink r:id="rId25" w:history="1">
+            <w:hyperlink r:id="rId24" w:history="1">
               <w:r>
                 <w:rPr>
                   <w:rStyle w:val="Hipervnculo"/>
@@ -10982,7 +11025,7 @@
                 <w:lang w:val="es-419" w:eastAsia="es-CO"/>
               </w:rPr>
             </w:pPr>
-            <w:hyperlink r:id="rId26" w:tgtFrame="_new" w:history="1">
+            <w:hyperlink r:id="rId25" w:tgtFrame="_new" w:history="1">
               <w:r>
                 <w:rPr>
                   <w:rStyle w:val="Hipervnculo"/>
@@ -11022,7 +11065,7 @@
         </w:rPr>
         <w:t xml:space="preserve">Cámara de comercio de valencia (2022). Conceptos básicos de escaparatismo. </w:t>
       </w:r>
-      <w:hyperlink r:id="rId27" w:history="1">
+      <w:hyperlink r:id="rId26" w:history="1">
         <w:r>
           <w:rPr>
             <w:rStyle w:val="Hipervnculo"/>
@@ -11060,7 +11103,7 @@
         </w:rPr>
         <w:t xml:space="preserve"> (2016). Editorial Gustavo Gili. </w:t>
       </w:r>
-      <w:hyperlink r:id="rId28" w:history="1">
+      <w:hyperlink r:id="rId27" w:history="1">
         <w:r>
           <w:rPr>
             <w:rStyle w:val="Hipervnculo"/>
@@ -11112,7 +11155,7 @@
         </w:rPr>
         <w:t xml:space="preserve">Pearson. </w:t>
       </w:r>
-      <w:hyperlink r:id="rId29" w:history="1">
+      <w:hyperlink r:id="rId28" w:history="1">
         <w:r>
           <w:rPr>
             <w:rStyle w:val="Hipervnculo"/>
@@ -11150,7 +11193,7 @@
         </w:rPr>
         <w:t xml:space="preserve"> (2017). Fundación Universitaria del Área Andina. </w:t>
       </w:r>
-      <w:hyperlink r:id="rId30" w:history="1">
+      <w:hyperlink r:id="rId29" w:history="1">
         <w:r>
           <w:rPr>
             <w:rStyle w:val="Hipervnculo"/>
@@ -11188,7 +11231,7 @@
         </w:rPr>
         <w:t xml:space="preserve">(1.ª ed.). ECOE Ediciones. </w:t>
       </w:r>
-      <w:hyperlink r:id="rId31" w:history="1">
+      <w:hyperlink r:id="rId30" w:history="1">
         <w:r>
           <w:rPr>
             <w:rStyle w:val="Hipervnculo"/>
@@ -11233,7 +11276,7 @@
         </w:rPr>
         <w:tab/>
       </w:r>
-      <w:hyperlink r:id="rId32" w:history="1">
+      <w:hyperlink r:id="rId31" w:history="1">
         <w:r>
           <w:rPr>
             <w:rStyle w:val="Hipervnculo"/>
@@ -12348,8 +12391,8 @@
       </w:pPr>
     </w:p>
     <w:sectPr>
-      <w:headerReference w:type="default" r:id="rId33"/>
-      <w:footerReference w:type="default" r:id="rId34"/>
+      <w:headerReference w:type="default" r:id="rId32"/>
+      <w:footerReference w:type="default" r:id="rId33"/>
       <w:pgSz w:w="12240" w:h="15840"/>
       <w:pgMar w:top="1701" w:right="1134" w:bottom="1134" w:left="1134" w:header="709" w:footer="737" w:gutter="0"/>
       <w:pgNumType w:start="1"/>
@@ -12522,7 +12565,7 @@
                   <v:stroke joinstyle="miter"/>
                   <v:path gradientshapeok="t" o:connecttype="rect"/>
                 </v:shapetype>
-                <v:shape id="_x0000_s1027" type="#_x0000_t202" alt="&quot;&quot;" style="position:absolute;left:0;text-align:left;margin-left:16.1pt;margin-top:.65pt;width:455.15pt;height:41.4pt;z-index:251661312;visibility:visible;mso-wrap-style:square;mso-width-percent:0;mso-height-percent:0;mso-wrap-distance-left:9pt;mso-wrap-distance-top:3.6pt;mso-wrap-distance-right:9pt;mso-wrap-distance-bottom:3.6pt;mso-position-horizontal:absolute;mso-position-horizontal-relative:text;mso-position-vertical:absolute;mso-position-vertical-relative:text;mso-width-percent:0;mso-height-percent:0;mso-width-relative:margin;mso-height-relative:margin;v-text-anchor:top" o:gfxdata="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" stroked="f">
+                <v:shape id="_x0000_s1027" type="#_x0000_t202" alt="&quot;&quot;" style="position:absolute;left:0;text-align:left;margin-left:16.1pt;margin-top:.65pt;width:455.15pt;height:41.4pt;z-index:251661312;visibility:visible;mso-wrap-style:square;mso-width-percent:0;mso-height-percent:0;mso-wrap-distance-left:9pt;mso-wrap-distance-top:3.6pt;mso-wrap-distance-right:9pt;mso-wrap-distance-bottom:3.6pt;mso-position-horizontal:absolute;mso-position-horizontal-relative:text;mso-position-vertical:absolute;mso-position-vertical-relative:text;mso-width-percent:0;mso-height-percent:0;mso-width-relative:margin;mso-height-relative:margin;v-text-anchor:top" o:gfxdata="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" stroked="f">
                   <v:textbox>
                     <w:txbxContent>
                       <w:p>
@@ -25828,22 +25871,7 @@
 </file>
 
 <file path=customXml/itemProps2.xml><?xml version="1.0" encoding="utf-8"?>
-<ds:datastoreItem xmlns:ds="http://schemas.openxmlformats.org/officeDocument/2006/customXml" ds:itemID="{1DC2FCB1-759F-400B-8BB2-8C9C936250C6}">
-  <ds:schemaRefs>
-    <ds:schemaRef ds:uri="http://schemas.microsoft.com/office/2006/metadata/contentType"/>
-    <ds:schemaRef ds:uri="http://schemas.microsoft.com/office/2006/metadata/properties/metaAttributes"/>
-    <ds:schemaRef ds:uri="http://www.w3.org/2001/XMLSchema"/>
-    <ds:schemaRef ds:uri="http://schemas.microsoft.com/office/2006/metadata/properties"/>
-    <ds:schemaRef ds:uri="a70d3c18-0869-45a1-9f75-4b4b8f0f32be"/>
-    <ds:schemaRef ds:uri="adccf511-daff-4bcb-9072-914cedbf4c7e"/>
-    <ds:schemaRef ds:uri="http://schemas.microsoft.com/office/2006/documentManagement/types"/>
-    <ds:schemaRef ds:uri="http://schemas.microsoft.com/office/infopath/2007/PartnerControls"/>
-    <ds:schemaRef ds:uri="http://schemas.openxmlformats.org/package/2006/metadata/core-properties"/>
-    <ds:schemaRef ds:uri="http://purl.org/dc/elements/1.1/"/>
-    <ds:schemaRef ds:uri="http://purl.org/dc/terms/"/>
-    <ds:schemaRef ds:uri="http://schemas.microsoft.com/internal/obd"/>
-  </ds:schemaRefs>
-</ds:datastoreItem>
+<ds:datastoreItem xmlns:ds="http://schemas.openxmlformats.org/officeDocument/2006/customXml" ds:itemID="{058AF67C-7AEE-4F51-953F-0ED3A5BE8268}"/>
 </file>
 
 <file path=customXml/itemProps3.xml><?xml version="1.0" encoding="utf-8"?>
@@ -25859,8 +25887,8 @@
   <ds:schemaRefs>
     <ds:schemaRef ds:uri="http://schemas.microsoft.com/office/2006/metadata/properties"/>
     <ds:schemaRef ds:uri="http://schemas.microsoft.com/office/infopath/2007/PartnerControls"/>
-    <ds:schemaRef ds:uri="adccf511-daff-4bcb-9072-914cedbf4c7e"/>
-    <ds:schemaRef ds:uri="a70d3c18-0869-45a1-9f75-4b4b8f0f32be"/>
+    <ds:schemaRef ds:uri="cb45339b-ced9-4d0d-8f64-77573914d53b"/>
+    <ds:schemaRef ds:uri="43a3ca16-9c26-4813-b83f-4aec9927b43f"/>
   </ds:schemaRefs>
 </ds:datastoreItem>
 </file>